--- a/public/resume/Kamil-Bozkurt-Resume-ATS.docx
+++ b/public/resume/Kamil-Bozkurt-Resume-ATS.docx
@@ -49,7 +49,7 @@
           <w:sz w:val="20"/>
           <w:szCs w:val="20"/>
         </w:rPr>
-        <w:t xml:space="preserve"> Personal Website |  </w:t>
+        <w:t xml:space="preserve"> </w:t>
       </w:r>
       <w:r>
         <w:rPr>
@@ -73,7 +73,7 @@
           <w:sz w:val="20"/>
           <w:szCs w:val="20"/>
         </w:rPr>
-        <w:t>+1 (778) 389 5816</w:t>
+        <w:t>www.linkedin.com/in/kamil-bozkurt</w:t>
       </w:r>
       <w:r>
         <w:rPr>
@@ -83,14 +83,17 @@
         </w:rPr>
         <w:t xml:space="preserve"> | </w:t>
       </w:r>
-      <w:r>
-        <w:rPr>
-          <w:rFonts w:ascii="Arial" w:eastAsia="Arial" w:hAnsi="Arial"/>
-          <w:sz w:val="20"/>
-          <w:szCs w:val="20"/>
-        </w:rPr>
-        <w:t>www.linkedin.com/in/kamil-bozkurt</w:t>
-      </w:r>
+      <w:hyperlink r:id="rId7" w:history="1">
+        <w:r>
+          <w:rPr>
+            <w:rStyle w:val="Kpr"/>
+            <w:rFonts w:ascii="Arial" w:eastAsia="Arial" w:hAnsi="Arial"/>
+            <w:sz w:val="20"/>
+            <w:szCs w:val="20"/>
+          </w:rPr>
+          <w:t>https://github.com/KamilBozz</w:t>
+        </w:r>
+      </w:hyperlink>
       <w:r>
         <w:rPr>
           <w:rFonts w:ascii="Arial" w:eastAsia="Arial" w:hAnsi="Arial"/>
@@ -105,7 +108,7 @@
           <w:sz w:val="20"/>
           <w:szCs w:val="20"/>
         </w:rPr>
-        <w:t>https://github.com/KamilBozz</w:t>
+        <w:t>https://www.kamilbozkurt.com/</w:t>
       </w:r>
     </w:p>
     <w:p>
@@ -525,13 +528,41 @@
           <w:szCs w:val="20"/>
         </w:rPr>
       </w:pPr>
-      <w:r>
-        <w:rPr>
-          <w:rFonts w:ascii="Arial" w:eastAsia="Arial" w:hAnsi="Arial"/>
-          <w:sz w:val="20"/>
-          <w:szCs w:val="20"/>
-        </w:rPr>
-        <w:t>Vercel, Render, Ngrok, Aiven</w:t>
+      <w:proofErr w:type="spellStart"/>
+      <w:r>
+        <w:rPr>
+          <w:rFonts w:ascii="Arial" w:eastAsia="Arial" w:hAnsi="Arial"/>
+          <w:sz w:val="20"/>
+          <w:szCs w:val="20"/>
+        </w:rPr>
+        <w:t>Vercel</w:t>
+      </w:r>
+      <w:proofErr w:type="spellEnd"/>
+      <w:r>
+        <w:rPr>
+          <w:rFonts w:ascii="Arial" w:eastAsia="Arial" w:hAnsi="Arial"/>
+          <w:sz w:val="20"/>
+          <w:szCs w:val="20"/>
+        </w:rPr>
+        <w:t xml:space="preserve">, Render, </w:t>
+      </w:r>
+      <w:proofErr w:type="spellStart"/>
+      <w:r>
+        <w:rPr>
+          <w:rFonts w:ascii="Arial" w:eastAsia="Arial" w:hAnsi="Arial"/>
+          <w:sz w:val="20"/>
+          <w:szCs w:val="20"/>
+        </w:rPr>
+        <w:t>Ngrok</w:t>
+      </w:r>
+      <w:proofErr w:type="spellEnd"/>
+      <w:r>
+        <w:rPr>
+          <w:rFonts w:ascii="Arial" w:eastAsia="Arial" w:hAnsi="Arial"/>
+          <w:sz w:val="20"/>
+          <w:szCs w:val="20"/>
+        </w:rPr>
+        <w:t>, Aiven</w:t>
       </w:r>
     </w:p>
     <w:p>
@@ -1114,7 +1145,7 @@
         </w:rPr>
         <w:t xml:space="preserve">GitHub: </w:t>
       </w:r>
-      <w:hyperlink r:id="rId7" w:tgtFrame="_new" w:history="1">
+      <w:hyperlink r:id="rId8" w:tgtFrame="_new" w:history="1">
         <w:r>
           <w:rPr>
             <w:rStyle w:val="Kpr"/>
@@ -1134,7 +1165,7 @@
         <w:br/>
         <w:t xml:space="preserve">Live App: </w:t>
       </w:r>
-      <w:hyperlink r:id="rId8" w:tgtFrame="_new" w:history="1">
+      <w:hyperlink r:id="rId9" w:tgtFrame="_new" w:history="1">
         <w:r>
           <w:rPr>
             <w:rStyle w:val="Kpr"/>
@@ -1161,7 +1192,25 @@
           <w:sz w:val="20"/>
           <w:szCs w:val="20"/>
         </w:rPr>
-        <w:t>Contributed to approximately 80% of the application by building core features including Leaderboard, Friends system, User Profile, and major Home dashboard components.</w:t>
+        <w:t xml:space="preserve">Contributed to approximately 80% of the application by building core features including Leaderboard, Friends system, User Profile, and major </w:t>
+      </w:r>
+      <w:proofErr w:type="gramStart"/>
+      <w:r>
+        <w:rPr>
+          <w:rFonts w:ascii="Arial" w:eastAsia="Arial" w:hAnsi="Arial"/>
+          <w:sz w:val="20"/>
+          <w:szCs w:val="20"/>
+        </w:rPr>
+        <w:t>Home</w:t>
+      </w:r>
+      <w:proofErr w:type="gramEnd"/>
+      <w:r>
+        <w:rPr>
+          <w:rFonts w:ascii="Arial" w:eastAsia="Arial" w:hAnsi="Arial"/>
+          <w:sz w:val="20"/>
+          <w:szCs w:val="20"/>
+        </w:rPr>
+        <w:t xml:space="preserve"> dashboard components.</w:t>
       </w:r>
     </w:p>
     <w:p>
@@ -1184,7 +1233,25 @@
           <w:sz w:val="20"/>
           <w:szCs w:val="20"/>
         </w:rPr>
-        <w:t>Developed complex UI and data flows using React, TypeScript, Vite, and TanStack Query to manage server-state efficiently.</w:t>
+        <w:t xml:space="preserve">Developed complex UI and data flows using React, TypeScript, Vite, and </w:t>
+      </w:r>
+      <w:proofErr w:type="spellStart"/>
+      <w:r>
+        <w:rPr>
+          <w:rFonts w:ascii="Arial" w:eastAsia="Arial" w:hAnsi="Arial"/>
+          <w:sz w:val="20"/>
+          <w:szCs w:val="20"/>
+        </w:rPr>
+        <w:t>TanStack</w:t>
+      </w:r>
+      <w:proofErr w:type="spellEnd"/>
+      <w:r>
+        <w:rPr>
+          <w:rFonts w:ascii="Arial" w:eastAsia="Arial" w:hAnsi="Arial"/>
+          <w:sz w:val="20"/>
+          <w:szCs w:val="20"/>
+        </w:rPr>
+        <w:t xml:space="preserve"> Query to manage server-state efficiently.</w:t>
       </w:r>
     </w:p>
     <w:p>
@@ -1253,7 +1320,25 @@
           <w:sz w:val="20"/>
           <w:szCs w:val="20"/>
         </w:rPr>
-        <w:t>Integrated Clerk authentication via Ngrok to support secure onboarding and user management.</w:t>
+        <w:t xml:space="preserve">Integrated Clerk authentication via </w:t>
+      </w:r>
+      <w:proofErr w:type="spellStart"/>
+      <w:r>
+        <w:rPr>
+          <w:rFonts w:asciiTheme="majorHAnsi" w:hAnsiTheme="majorHAnsi" w:cstheme="majorHAnsi"/>
+          <w:sz w:val="20"/>
+          <w:szCs w:val="20"/>
+        </w:rPr>
+        <w:t>Ngrok</w:t>
+      </w:r>
+      <w:proofErr w:type="spellEnd"/>
+      <w:r>
+        <w:rPr>
+          <w:rFonts w:asciiTheme="majorHAnsi" w:hAnsiTheme="majorHAnsi" w:cstheme="majorHAnsi"/>
+          <w:sz w:val="20"/>
+          <w:szCs w:val="20"/>
+        </w:rPr>
+        <w:t xml:space="preserve"> to support secure onboarding and user management.</w:t>
       </w:r>
     </w:p>
     <w:p>
@@ -1431,7 +1516,7 @@
         </w:rPr>
         <w:t xml:space="preserve">GitHub: </w:t>
       </w:r>
-      <w:hyperlink r:id="rId9" w:tgtFrame="_new" w:history="1">
+      <w:hyperlink r:id="rId10" w:tgtFrame="_new" w:history="1">
         <w:r>
           <w:rPr>
             <w:rStyle w:val="Kpr"/>
@@ -1451,7 +1536,7 @@
         <w:br/>
         <w:t xml:space="preserve">Live App: </w:t>
       </w:r>
-      <w:hyperlink r:id="rId10" w:tgtFrame="_new" w:history="1">
+      <w:hyperlink r:id="rId11" w:tgtFrame="_new" w:history="1">
         <w:r>
           <w:rPr>
             <w:rStyle w:val="Kpr"/>
@@ -2332,7 +2417,7 @@
       </w:r>
     </w:p>
     <w:sectPr>
-      <w:footerReference w:type="default" r:id="rId11"/>
+      <w:footerReference w:type="default" r:id="rId12"/>
       <w:pgSz w:w="12240" w:h="15840"/>
       <w:pgMar w:top="720" w:right="720" w:bottom="777" w:left="720" w:header="0" w:footer="720" w:gutter="0"/>
       <w:cols w:space="720"/>

--- a/public/resume/Kamil-Bozkurt-Resume-ATS.docx
+++ b/public/resume/Kamil-Bozkurt-Resume-ATS.docx
@@ -42,6 +42,11 @@
         <w:pStyle w:val="Normal1"/>
         <w:spacing w:line="240" w:lineRule="auto"/>
         <w:jc w:val="center"/>
+        <w:rPr>
+          <w:rFonts w:ascii="Arial" w:eastAsia="Arial" w:hAnsi="Arial"/>
+          <w:sz w:val="20"/>
+          <w:szCs w:val="20"/>
+        </w:rPr>
       </w:pPr>
       <w:r>
         <w:rPr>
@@ -50,38 +55,6 @@
           <w:szCs w:val="20"/>
         </w:rPr>
         <w:t xml:space="preserve"> </w:t>
-      </w:r>
-      <w:r>
-        <w:rPr>
-          <w:rFonts w:ascii="Arial" w:eastAsia="Arial" w:hAnsi="Arial"/>
-          <w:sz w:val="20"/>
-          <w:szCs w:val="20"/>
-        </w:rPr>
-        <w:t>kamillboz@gmail.com</w:t>
-      </w:r>
-      <w:r>
-        <w:rPr>
-          <w:rFonts w:ascii="Arial" w:eastAsia="Arial" w:hAnsi="Arial"/>
-          <w:sz w:val="20"/>
-          <w:szCs w:val="20"/>
-        </w:rPr>
-        <w:t xml:space="preserve"> | </w:t>
-      </w:r>
-      <w:r>
-        <w:rPr>
-          <w:rFonts w:ascii="Arial" w:eastAsia="Arial" w:hAnsi="Arial"/>
-          <w:sz w:val="20"/>
-          <w:szCs w:val="20"/>
-        </w:rPr>
-        <w:t>www.linkedin.com/in/kamil-bozkurt</w:t>
-      </w:r>
-      <w:r>
-        <w:rPr>
-          <w:rFonts w:ascii="Arial" w:eastAsia="Arial" w:hAnsi="Arial"/>
-          <w:sz w:val="20"/>
-          <w:szCs w:val="20"/>
-        </w:rPr>
-        <w:t xml:space="preserve"> | </w:t>
       </w:r>
       <w:hyperlink r:id="rId7" w:history="1">
         <w:r>
@@ -91,7 +64,7 @@
             <w:sz w:val="20"/>
             <w:szCs w:val="20"/>
           </w:rPr>
-          <w:t>https://github.com/KamilBozz</w:t>
+          <w:t>www.kamilbozkurt.com</w:t>
         </w:r>
       </w:hyperlink>
       <w:r>
@@ -100,16 +73,62 @@
           <w:sz w:val="20"/>
           <w:szCs w:val="20"/>
         </w:rPr>
+        <w:t xml:space="preserve"> </w:t>
+      </w:r>
+      <w:r>
+        <w:rPr>
+          <w:rFonts w:ascii="Arial" w:eastAsia="Arial" w:hAnsi="Arial"/>
+          <w:sz w:val="20"/>
+          <w:szCs w:val="20"/>
+        </w:rPr>
+        <w:t xml:space="preserve">|  </w:t>
+      </w:r>
+      <w:r>
+        <w:rPr>
+          <w:rFonts w:ascii="Arial" w:eastAsia="Arial" w:hAnsi="Arial"/>
+          <w:sz w:val="20"/>
+          <w:szCs w:val="20"/>
+        </w:rPr>
+        <w:t>kamillboz@gmail.com</w:t>
+      </w:r>
+      <w:r>
+        <w:rPr>
+          <w:rFonts w:ascii="Arial" w:eastAsia="Arial" w:hAnsi="Arial"/>
+          <w:sz w:val="20"/>
+          <w:szCs w:val="20"/>
+        </w:rPr>
         <w:t xml:space="preserve"> | </w:t>
       </w:r>
-      <w:r>
-        <w:rPr>
-          <w:rFonts w:ascii="Arial" w:eastAsia="Arial" w:hAnsi="Arial"/>
-          <w:sz w:val="20"/>
-          <w:szCs w:val="20"/>
-        </w:rPr>
-        <w:t>https://www.kamilbozkurt.com/</w:t>
-      </w:r>
+      <w:hyperlink r:id="rId8" w:history="1">
+        <w:r>
+          <w:rPr>
+            <w:rStyle w:val="Kpr"/>
+            <w:rFonts w:ascii="Arial" w:eastAsia="Arial" w:hAnsi="Arial"/>
+            <w:sz w:val="20"/>
+            <w:szCs w:val="20"/>
+          </w:rPr>
+          <w:t>www.linkedin.com/in/kamil-bozkurt</w:t>
+        </w:r>
+      </w:hyperlink>
+      <w:r>
+        <w:rPr>
+          <w:rFonts w:ascii="Arial" w:eastAsia="Arial" w:hAnsi="Arial"/>
+          <w:sz w:val="20"/>
+          <w:szCs w:val="20"/>
+        </w:rPr>
+        <w:t xml:space="preserve"> | </w:t>
+      </w:r>
+      <w:hyperlink r:id="rId9" w:tgtFrame="_blank" w:history="1">
+        <w:r>
+          <w:rPr>
+            <w:rStyle w:val="Kpr"/>
+            <w:rFonts w:ascii="Arial" w:eastAsia="Arial" w:hAnsi="Arial"/>
+            <w:sz w:val="20"/>
+            <w:szCs w:val="20"/>
+          </w:rPr>
+          <w:t>github.com/KamilBozz</w:t>
+        </w:r>
+      </w:hyperlink>
     </w:p>
     <w:p>
       <w:pPr>
@@ -124,7 +143,7 @@
           <w:sz w:val="28"/>
           <w:szCs w:val="28"/>
         </w:rPr>
-        <w:t>Professional Summary</w:t>
+        <w:t>Introduction</w:t>
       </w:r>
     </w:p>
     <w:p>
@@ -189,7 +208,17 @@
           <w:sz w:val="22"/>
           <w:szCs w:val="22"/>
         </w:rPr>
-        <w:t>Programming &amp; Web Development</w:t>
+        <w:t>Programming</w:t>
+      </w:r>
+      <w:r>
+        <w:rPr>
+          <w:rFonts w:ascii="Arial" w:eastAsia="Arial" w:hAnsi="Arial"/>
+          <w:b/>
+          <w:bCs/>
+          <w:sz w:val="22"/>
+          <w:szCs w:val="22"/>
+        </w:rPr>
+        <w:t xml:space="preserve"> Language</w:t>
       </w:r>
     </w:p>
     <w:p>
@@ -200,60 +229,19 @@
           <w:ilvl w:val="0"/>
           <w:numId w:val="2"/>
         </w:numPr>
-      </w:pPr>
-      <w:r>
-        <w:rPr>
-          <w:rFonts w:ascii="Arial" w:eastAsia="Arial" w:hAnsi="Arial"/>
-          <w:sz w:val="20"/>
-          <w:szCs w:val="20"/>
-        </w:rPr>
-        <w:t>JavaScript, TypeScript, Node.js, C#, PHP</w:t>
-      </w:r>
-    </w:p>
-    <w:p>
-      <w:pPr>
-        <w:pStyle w:val="ListeParagraf"/>
-        <w:widowControl w:val="0"/>
-        <w:numPr>
-          <w:ilvl w:val="0"/>
-          <w:numId w:val="2"/>
-        </w:numPr>
-        <w:rPr>
-          <w:rFonts w:ascii="Arial" w:eastAsia="Arial" w:hAnsi="Arial"/>
-          <w:sz w:val="20"/>
-          <w:szCs w:val="20"/>
-        </w:rPr>
-      </w:pPr>
-      <w:r>
-        <w:rPr>
-          <w:rFonts w:ascii="Arial" w:eastAsia="Arial" w:hAnsi="Arial"/>
-          <w:sz w:val="20"/>
-          <w:szCs w:val="20"/>
-        </w:rPr>
-        <w:t>HTML5, CSS, Object-Oriented Programming (OOP)</w:t>
-      </w:r>
-    </w:p>
-    <w:p>
-      <w:pPr>
-        <w:pStyle w:val="ListeParagraf"/>
-        <w:widowControl w:val="0"/>
-        <w:numPr>
-          <w:ilvl w:val="0"/>
-          <w:numId w:val="2"/>
-        </w:numPr>
-        <w:rPr>
-          <w:rFonts w:ascii="Arial" w:eastAsia="Arial" w:hAnsi="Arial"/>
-          <w:sz w:val="20"/>
-          <w:szCs w:val="20"/>
-        </w:rPr>
-      </w:pPr>
-      <w:r>
-        <w:rPr>
-          <w:rFonts w:ascii="Arial" w:eastAsia="Arial" w:hAnsi="Arial"/>
-          <w:sz w:val="20"/>
-          <w:szCs w:val="20"/>
-        </w:rPr>
-        <w:t>REST APIs, DOM Manipulation</w:t>
+        <w:rPr>
+          <w:rFonts w:ascii="Arial" w:eastAsia="Arial" w:hAnsi="Arial"/>
+          <w:sz w:val="20"/>
+          <w:szCs w:val="20"/>
+        </w:rPr>
+      </w:pPr>
+      <w:r>
+        <w:rPr>
+          <w:rFonts w:ascii="Arial" w:eastAsia="Arial" w:hAnsi="Arial"/>
+          <w:sz w:val="20"/>
+          <w:szCs w:val="20"/>
+        </w:rPr>
+        <w:t>Node.js, JavaScript, TypeScript, C#, PHP, .NET, HTML5, CSS, Object-Oriented Programming (OOP)</w:t>
       </w:r>
     </w:p>
     <w:p>
@@ -270,7 +258,17 @@
           <w:sz w:val="22"/>
           <w:szCs w:val="22"/>
         </w:rPr>
-        <w:t>Frameworks &amp; Libraries</w:t>
+        <w:t>Libraries</w:t>
+      </w:r>
+      <w:r>
+        <w:rPr>
+          <w:rFonts w:ascii="Arial" w:eastAsia="Arial" w:hAnsi="Arial"/>
+          <w:b/>
+          <w:bCs/>
+          <w:sz w:val="22"/>
+          <w:szCs w:val="22"/>
+        </w:rPr>
+        <w:t xml:space="preserve"> &amp; Frameworks</w:t>
       </w:r>
     </w:p>
     <w:p>
@@ -283,14 +281,44 @@
         </w:numPr>
         <w:spacing w:after="0"/>
         <w:contextualSpacing w:val="0"/>
-      </w:pPr>
-      <w:r>
-        <w:rPr>
-          <w:rFonts w:ascii="Arial" w:eastAsia="Arial" w:hAnsi="Arial"/>
-          <w:sz w:val="20"/>
-          <w:szCs w:val="20"/>
-        </w:rPr>
-        <w:t>Express.js, React, Next.js, Hono</w:t>
+        <w:rPr>
+          <w:rFonts w:ascii="Arial" w:eastAsia="Arial" w:hAnsi="Arial"/>
+          <w:sz w:val="20"/>
+          <w:szCs w:val="20"/>
+        </w:rPr>
+      </w:pPr>
+      <w:r>
+        <w:rPr>
+          <w:rFonts w:ascii="Arial" w:eastAsia="Arial" w:hAnsi="Arial"/>
+          <w:sz w:val="20"/>
+          <w:szCs w:val="20"/>
+        </w:rPr>
+        <w:t xml:space="preserve">Express.js, React, Next.js, </w:t>
+      </w:r>
+      <w:r>
+        <w:rPr>
+          <w:rFonts w:ascii="Arial" w:eastAsia="Arial" w:hAnsi="Arial"/>
+          <w:sz w:val="20"/>
+          <w:szCs w:val="20"/>
+        </w:rPr>
+        <w:t>JQuery, Tailwind CSS, SASS, EJS, Hono</w:t>
+      </w:r>
+    </w:p>
+    <w:p>
+      <w:pPr>
+        <w:pStyle w:val="Normal1"/>
+        <w:widowControl w:val="0"/>
+        <w:spacing w:before="113" w:after="159" w:line="252" w:lineRule="auto"/>
+      </w:pPr>
+      <w:r>
+        <w:rPr>
+          <w:rFonts w:ascii="Arial" w:eastAsia="Arial" w:hAnsi="Arial"/>
+          <w:b/>
+          <w:bCs/>
+          <w:sz w:val="22"/>
+          <w:szCs w:val="22"/>
+        </w:rPr>
+        <w:t>Databases &amp; Data Tools</w:t>
       </w:r>
     </w:p>
     <w:p>
@@ -310,15 +338,50 @@
           <w:sz w:val="20"/>
           <w:szCs w:val="20"/>
         </w:rPr>
-        <w:t>Tailwind CSS, SASS/SCSS, EJS</w:t>
-      </w:r>
-      <w:r>
-        <w:rPr>
-          <w:rFonts w:ascii="Arial" w:eastAsia="Arial" w:hAnsi="Arial"/>
-          <w:sz w:val="20"/>
-          <w:szCs w:val="20"/>
-        </w:rPr>
-        <w:t xml:space="preserve"> </w:t>
+        <w:t>MySQL, PostgreSQL, MongoDB</w:t>
+      </w:r>
+      <w:r>
+        <w:rPr>
+          <w:rFonts w:ascii="Arial" w:eastAsia="Arial" w:hAnsi="Arial"/>
+          <w:sz w:val="20"/>
+          <w:szCs w:val="20"/>
+        </w:rPr>
+        <w:t>, Prisma</w:t>
+      </w:r>
+      <w:r>
+        <w:rPr>
+          <w:rFonts w:ascii="Arial" w:eastAsia="Arial" w:hAnsi="Arial"/>
+          <w:sz w:val="20"/>
+          <w:szCs w:val="20"/>
+        </w:rPr>
+        <w:t>, Neon</w:t>
+      </w:r>
+    </w:p>
+    <w:p>
+      <w:pPr>
+        <w:pStyle w:val="Normal1"/>
+        <w:widowControl w:val="0"/>
+        <w:spacing w:before="113" w:after="159" w:line="252" w:lineRule="auto"/>
+      </w:pPr>
+      <w:r>
+        <w:rPr>
+          <w:rFonts w:ascii="Arial" w:eastAsia="Arial" w:hAnsi="Arial"/>
+          <w:b/>
+          <w:bCs/>
+          <w:sz w:val="22"/>
+          <w:szCs w:val="22"/>
+        </w:rPr>
+        <w:t xml:space="preserve">APIs, </w:t>
+      </w:r>
+      <w:r>
+        <w:rPr>
+          <w:rFonts w:ascii="Arial" w:eastAsia="Arial" w:hAnsi="Arial"/>
+          <w:b/>
+          <w:bCs/>
+          <w:sz w:val="22"/>
+          <w:szCs w:val="22"/>
+        </w:rPr>
+        <w:t>Authentication &amp; Backend Concepts</w:t>
       </w:r>
     </w:p>
     <w:p>
@@ -331,14 +394,19 @@
         </w:numPr>
         <w:spacing w:after="0"/>
         <w:contextualSpacing w:val="0"/>
-      </w:pPr>
-      <w:r>
-        <w:rPr>
-          <w:rFonts w:ascii="Arial" w:eastAsia="Arial" w:hAnsi="Arial"/>
-          <w:sz w:val="20"/>
-          <w:szCs w:val="20"/>
-        </w:rPr>
-        <w:t>jQuery</w:t>
+        <w:rPr>
+          <w:rFonts w:asciiTheme="majorHAnsi" w:hAnsiTheme="majorHAnsi" w:cstheme="majorHAnsi"/>
+          <w:sz w:val="20"/>
+          <w:szCs w:val="20"/>
+        </w:rPr>
+      </w:pPr>
+      <w:r>
+        <w:rPr>
+          <w:rFonts w:ascii="Arial" w:eastAsia="Arial" w:hAnsi="Arial"/>
+          <w:sz w:val="20"/>
+          <w:szCs w:val="20"/>
+        </w:rPr>
+        <w:t>REST APIs, OAuth, Auth0, Clerk, DOM</w:t>
       </w:r>
     </w:p>
     <w:p>
@@ -355,7 +423,27 @@
           <w:sz w:val="22"/>
           <w:szCs w:val="22"/>
         </w:rPr>
-        <w:t>Databases &amp; Data Tools</w:t>
+        <w:t>Deployment</w:t>
+      </w:r>
+      <w:r>
+        <w:rPr>
+          <w:rFonts w:ascii="Arial" w:eastAsia="Arial" w:hAnsi="Arial"/>
+          <w:b/>
+          <w:bCs/>
+          <w:sz w:val="22"/>
+          <w:szCs w:val="22"/>
+        </w:rPr>
+        <w:t>s, DevOps</w:t>
+      </w:r>
+      <w:r>
+        <w:rPr>
+          <w:rFonts w:ascii="Arial" w:eastAsia="Arial" w:hAnsi="Arial"/>
+          <w:b/>
+          <w:bCs/>
+          <w:sz w:val="22"/>
+          <w:szCs w:val="22"/>
+        </w:rPr>
+        <w:t xml:space="preserve"> &amp; Platforms</w:t>
       </w:r>
     </w:p>
     <w:p>
@@ -368,14 +456,74 @@
         </w:numPr>
         <w:spacing w:after="0"/>
         <w:contextualSpacing w:val="0"/>
-      </w:pPr>
-      <w:r>
-        <w:rPr>
-          <w:rFonts w:ascii="Arial" w:eastAsia="Arial" w:hAnsi="Arial"/>
-          <w:sz w:val="20"/>
-          <w:szCs w:val="20"/>
-        </w:rPr>
-        <w:t>MySQL, PostgreSQL, MongoDB</w:t>
+        <w:rPr>
+          <w:rFonts w:asciiTheme="majorHAnsi" w:hAnsiTheme="majorHAnsi" w:cstheme="majorHAnsi"/>
+          <w:sz w:val="20"/>
+          <w:szCs w:val="20"/>
+        </w:rPr>
+      </w:pPr>
+      <w:r>
+        <w:rPr>
+          <w:rFonts w:ascii="Arial" w:eastAsia="Arial" w:hAnsi="Arial"/>
+          <w:sz w:val="20"/>
+          <w:szCs w:val="20"/>
+        </w:rPr>
+        <w:t>Vercel, Render, Ngrok, Aiven</w:t>
+      </w:r>
+      <w:r>
+        <w:rPr>
+          <w:rFonts w:ascii="Arial" w:eastAsia="Arial" w:hAnsi="Arial"/>
+          <w:sz w:val="20"/>
+          <w:szCs w:val="20"/>
+        </w:rPr>
+        <w:t>, CI/CD, Virtual Machines (VM)</w:t>
+      </w:r>
+    </w:p>
+    <w:p>
+      <w:pPr>
+        <w:pStyle w:val="Normal1"/>
+        <w:widowControl w:val="0"/>
+        <w:spacing w:before="113" w:after="159" w:line="252" w:lineRule="auto"/>
+      </w:pPr>
+      <w:r>
+        <w:rPr>
+          <w:rFonts w:ascii="Arial" w:eastAsia="Arial" w:hAnsi="Arial"/>
+          <w:b/>
+          <w:bCs/>
+          <w:sz w:val="22"/>
+          <w:szCs w:val="22"/>
+        </w:rPr>
+        <w:t>Design</w:t>
+      </w:r>
+      <w:r>
+        <w:rPr>
+          <w:rFonts w:ascii="Arial" w:eastAsia="Arial" w:hAnsi="Arial"/>
+          <w:b/>
+          <w:bCs/>
+          <w:sz w:val="22"/>
+          <w:szCs w:val="22"/>
+        </w:rPr>
+        <w:t>s</w:t>
+      </w:r>
+      <w:r>
+        <w:rPr>
+          <w:rFonts w:ascii="Arial" w:eastAsia="Arial" w:hAnsi="Arial"/>
+          <w:b/>
+          <w:bCs/>
+          <w:sz w:val="22"/>
+          <w:szCs w:val="22"/>
+        </w:rPr>
+        <w:t xml:space="preserve"> &amp; UX/UI</w:t>
+      </w:r>
+      <w:r>
+        <w:rPr>
+          <w:rFonts w:ascii="Arial" w:eastAsia="Arial" w:hAnsi="Arial"/>
+          <w:b/>
+          <w:bCs/>
+          <w:sz w:val="22"/>
+          <w:szCs w:val="22"/>
+        </w:rPr>
+        <w:t xml:space="preserve"> Designs</w:t>
       </w:r>
     </w:p>
     <w:p>
@@ -396,11 +544,19 @@
       </w:pPr>
       <w:r>
         <w:rPr>
-          <w:rFonts w:asciiTheme="majorHAnsi" w:hAnsiTheme="majorHAnsi" w:cstheme="majorHAnsi"/>
-          <w:sz w:val="20"/>
-          <w:szCs w:val="20"/>
-        </w:rPr>
-        <w:t>Prisma ORM</w:t>
+          <w:rFonts w:ascii="Arial" w:eastAsia="Arial" w:hAnsi="Arial"/>
+          <w:sz w:val="20"/>
+          <w:szCs w:val="20"/>
+        </w:rPr>
+        <w:t>Figma, Adobe Photoshop, Adobe Illustrator</w:t>
+      </w:r>
+      <w:r>
+        <w:rPr>
+          <w:rFonts w:ascii="Arial" w:eastAsia="Arial" w:hAnsi="Arial"/>
+          <w:sz w:val="20"/>
+          <w:szCs w:val="20"/>
+        </w:rPr>
+        <w:t>, UI/UX Design Principles</w:t>
       </w:r>
     </w:p>
     <w:p>
@@ -417,7 +573,27 @@
           <w:sz w:val="22"/>
           <w:szCs w:val="22"/>
         </w:rPr>
-        <w:t>Authentication &amp; Backend Concepts</w:t>
+        <w:t>Tools</w:t>
+      </w:r>
+      <w:r>
+        <w:rPr>
+          <w:rFonts w:ascii="Arial" w:eastAsia="Arial" w:hAnsi="Arial"/>
+          <w:b/>
+          <w:bCs/>
+          <w:sz w:val="22"/>
+          <w:szCs w:val="22"/>
+        </w:rPr>
+        <w:t xml:space="preserve">, Workflow </w:t>
+      </w:r>
+      <w:r>
+        <w:rPr>
+          <w:rFonts w:ascii="Arial" w:eastAsia="Arial" w:hAnsi="Arial"/>
+          <w:b/>
+          <w:bCs/>
+          <w:sz w:val="22"/>
+          <w:szCs w:val="22"/>
+        </w:rPr>
+        <w:t>&amp; Collaboration</w:t>
       </w:r>
     </w:p>
     <w:p>
@@ -442,7 +618,60 @@
           <w:sz w:val="20"/>
           <w:szCs w:val="20"/>
         </w:rPr>
-        <w:t>OAuth, Auth0, Clerk</w:t>
+        <w:t xml:space="preserve">GitHub, </w:t>
+      </w:r>
+      <w:r>
+        <w:rPr>
+          <w:rFonts w:ascii="Arial" w:eastAsia="Arial" w:hAnsi="Arial"/>
+          <w:sz w:val="20"/>
+          <w:szCs w:val="20"/>
+        </w:rPr>
+        <w:t xml:space="preserve">Agile Methodology, Scrum, </w:t>
+      </w:r>
+      <w:r>
+        <w:rPr>
+          <w:rFonts w:ascii="Arial" w:eastAsia="Arial" w:hAnsi="Arial"/>
+          <w:sz w:val="20"/>
+          <w:szCs w:val="20"/>
+        </w:rPr>
+        <w:t>Jira, Trello, Slack</w:t>
+      </w:r>
+    </w:p>
+    <w:p>
+      <w:pPr>
+        <w:pStyle w:val="Normal1"/>
+        <w:widowControl w:val="0"/>
+        <w:spacing w:before="113" w:after="159" w:line="252" w:lineRule="auto"/>
+      </w:pPr>
+      <w:r>
+        <w:rPr>
+          <w:rFonts w:ascii="Arial" w:eastAsia="Arial" w:hAnsi="Arial"/>
+          <w:b/>
+          <w:bCs/>
+          <w:sz w:val="22"/>
+          <w:szCs w:val="22"/>
+        </w:rPr>
+        <w:t xml:space="preserve">Additional </w:t>
+      </w:r>
+      <w:r>
+        <w:rPr>
+          <w:rFonts w:ascii="Arial" w:eastAsia="Arial" w:hAnsi="Arial"/>
+          <w:b/>
+          <w:bCs/>
+          <w:sz w:val="22"/>
+          <w:szCs w:val="22"/>
+        </w:rPr>
+        <w:t xml:space="preserve">Technical &amp; Business </w:t>
+      </w:r>
+      <w:r>
+        <w:rPr>
+          <w:rFonts w:ascii="Arial" w:eastAsia="Arial" w:hAnsi="Arial"/>
+          <w:b/>
+          <w:bCs/>
+          <w:sz w:val="22"/>
+          <w:szCs w:val="22"/>
+        </w:rPr>
+        <w:t>Knowledge</w:t>
       </w:r>
     </w:p>
     <w:p>
@@ -463,11 +692,52 @@
       </w:pPr>
       <w:r>
         <w:rPr>
-          <w:rFonts w:asciiTheme="majorHAnsi" w:hAnsiTheme="majorHAnsi" w:cstheme="majorHAnsi"/>
-          <w:sz w:val="20"/>
-          <w:szCs w:val="20"/>
-        </w:rPr>
-        <w:t>Session-based authentication</w:t>
+          <w:rFonts w:ascii="Arial" w:eastAsia="Arial" w:hAnsi="Arial"/>
+          <w:sz w:val="20"/>
+          <w:szCs w:val="20"/>
+        </w:rPr>
+        <w:t>Digital Marketing, SEO, E-commerce</w:t>
+      </w:r>
+      <w:r>
+        <w:rPr>
+          <w:rFonts w:ascii="Arial" w:eastAsia="Arial" w:hAnsi="Arial"/>
+          <w:sz w:val="20"/>
+          <w:szCs w:val="20"/>
+        </w:rPr>
+        <w:t xml:space="preserve">, </w:t>
+      </w:r>
+      <w:r>
+        <w:rPr>
+          <w:rFonts w:asciiTheme="majorHAnsi" w:hAnsiTheme="majorHAnsi" w:cstheme="majorHAnsi"/>
+          <w:sz w:val="20"/>
+          <w:szCs w:val="20"/>
+        </w:rPr>
+        <w:t>IT Law</w:t>
+      </w:r>
+      <w:r>
+        <w:rPr>
+          <w:rFonts w:asciiTheme="majorHAnsi" w:hAnsiTheme="majorHAnsi" w:cstheme="majorHAnsi"/>
+          <w:sz w:val="20"/>
+          <w:szCs w:val="20"/>
+        </w:rPr>
+        <w:t xml:space="preserve"> Fundamentals</w:t>
+      </w:r>
+    </w:p>
+    <w:p>
+      <w:pPr>
+        <w:pStyle w:val="Normal1"/>
+        <w:widowControl w:val="0"/>
+        <w:spacing w:before="113" w:after="159" w:line="252" w:lineRule="auto"/>
+      </w:pPr>
+      <w:r>
+        <w:rPr>
+          <w:rFonts w:ascii="Arial" w:eastAsia="Arial" w:hAnsi="Arial"/>
+          <w:b/>
+          <w:bCs/>
+          <w:sz w:val="22"/>
+          <w:szCs w:val="22"/>
+        </w:rPr>
+        <w:t>Professional Skills</w:t>
       </w:r>
     </w:p>
     <w:p>
@@ -488,540 +758,25 @@
       </w:pPr>
       <w:r>
         <w:rPr>
-          <w:rFonts w:asciiTheme="majorHAnsi" w:hAnsiTheme="majorHAnsi" w:cstheme="majorHAnsi"/>
-          <w:sz w:val="20"/>
-          <w:szCs w:val="20"/>
-        </w:rPr>
-        <w:t>API design and integration</w:t>
-      </w:r>
-    </w:p>
-    <w:p>
-      <w:pPr>
-        <w:pStyle w:val="Normal1"/>
-        <w:widowControl w:val="0"/>
-        <w:spacing w:before="113" w:after="159" w:line="252" w:lineRule="auto"/>
-      </w:pPr>
-      <w:r>
-        <w:rPr>
-          <w:rFonts w:ascii="Arial" w:eastAsia="Arial" w:hAnsi="Arial"/>
-          <w:b/>
-          <w:bCs/>
-          <w:sz w:val="22"/>
-          <w:szCs w:val="22"/>
-        </w:rPr>
-        <w:t>DevOps, Deployment &amp; Platforms</w:t>
-      </w:r>
-    </w:p>
-    <w:p>
-      <w:pPr>
-        <w:pStyle w:val="ListeParagraf"/>
-        <w:widowControl w:val="0"/>
-        <w:numPr>
-          <w:ilvl w:val="0"/>
-          <w:numId w:val="2"/>
-        </w:numPr>
-        <w:spacing w:after="0"/>
-        <w:contextualSpacing w:val="0"/>
-        <w:rPr>
-          <w:rFonts w:asciiTheme="majorHAnsi" w:hAnsiTheme="majorHAnsi" w:cstheme="majorHAnsi"/>
-          <w:sz w:val="20"/>
-          <w:szCs w:val="20"/>
-        </w:rPr>
-      </w:pPr>
-      <w:proofErr w:type="spellStart"/>
-      <w:r>
-        <w:rPr>
-          <w:rFonts w:ascii="Arial" w:eastAsia="Arial" w:hAnsi="Arial"/>
-          <w:sz w:val="20"/>
-          <w:szCs w:val="20"/>
-        </w:rPr>
-        <w:t>Vercel</w:t>
-      </w:r>
-      <w:proofErr w:type="spellEnd"/>
-      <w:r>
-        <w:rPr>
-          <w:rFonts w:ascii="Arial" w:eastAsia="Arial" w:hAnsi="Arial"/>
-          <w:sz w:val="20"/>
-          <w:szCs w:val="20"/>
-        </w:rPr>
-        <w:t xml:space="preserve">, Render, </w:t>
-      </w:r>
-      <w:proofErr w:type="spellStart"/>
-      <w:r>
-        <w:rPr>
-          <w:rFonts w:ascii="Arial" w:eastAsia="Arial" w:hAnsi="Arial"/>
-          <w:sz w:val="20"/>
-          <w:szCs w:val="20"/>
-        </w:rPr>
-        <w:t>Ngrok</w:t>
-      </w:r>
-      <w:proofErr w:type="spellEnd"/>
-      <w:r>
-        <w:rPr>
-          <w:rFonts w:ascii="Arial" w:eastAsia="Arial" w:hAnsi="Arial"/>
-          <w:sz w:val="20"/>
-          <w:szCs w:val="20"/>
-        </w:rPr>
-        <w:t>, Aiven</w:t>
-      </w:r>
-    </w:p>
-    <w:p>
-      <w:pPr>
-        <w:pStyle w:val="ListeParagraf"/>
-        <w:widowControl w:val="0"/>
-        <w:numPr>
-          <w:ilvl w:val="0"/>
-          <w:numId w:val="2"/>
-        </w:numPr>
-        <w:spacing w:after="0"/>
-        <w:contextualSpacing w:val="0"/>
-        <w:rPr>
-          <w:rFonts w:asciiTheme="majorHAnsi" w:hAnsiTheme="majorHAnsi" w:cstheme="majorHAnsi"/>
-          <w:sz w:val="20"/>
-          <w:szCs w:val="20"/>
-        </w:rPr>
-      </w:pPr>
-      <w:r>
-        <w:rPr>
-          <w:rFonts w:asciiTheme="majorHAnsi" w:hAnsiTheme="majorHAnsi" w:cstheme="majorHAnsi"/>
-          <w:sz w:val="20"/>
-          <w:szCs w:val="20"/>
-        </w:rPr>
-        <w:t>CI/CD pipelines</w:t>
-      </w:r>
-    </w:p>
-    <w:p>
-      <w:pPr>
-        <w:pStyle w:val="ListeParagraf"/>
-        <w:widowControl w:val="0"/>
-        <w:numPr>
-          <w:ilvl w:val="0"/>
-          <w:numId w:val="2"/>
-        </w:numPr>
-        <w:spacing w:after="0"/>
-        <w:contextualSpacing w:val="0"/>
-        <w:rPr>
-          <w:rFonts w:asciiTheme="majorHAnsi" w:hAnsiTheme="majorHAnsi" w:cstheme="majorHAnsi"/>
-          <w:sz w:val="20"/>
-          <w:szCs w:val="20"/>
-        </w:rPr>
-      </w:pPr>
-      <w:r>
-        <w:rPr>
-          <w:rFonts w:asciiTheme="majorHAnsi" w:hAnsiTheme="majorHAnsi" w:cstheme="majorHAnsi"/>
-          <w:sz w:val="20"/>
-          <w:szCs w:val="20"/>
-        </w:rPr>
-        <w:t>Virtual Machines (VMs)</w:t>
-      </w:r>
-    </w:p>
-    <w:p>
-      <w:pPr>
-        <w:pStyle w:val="Normal1"/>
-        <w:widowControl w:val="0"/>
-        <w:spacing w:before="113" w:after="159" w:line="252" w:lineRule="auto"/>
-      </w:pPr>
-      <w:r>
-        <w:rPr>
-          <w:rFonts w:ascii="Arial" w:eastAsia="Arial" w:hAnsi="Arial"/>
-          <w:b/>
-          <w:bCs/>
-          <w:sz w:val="22"/>
-          <w:szCs w:val="22"/>
-        </w:rPr>
-        <w:t>Design &amp; UX/UI</w:t>
-      </w:r>
-    </w:p>
-    <w:p>
-      <w:pPr>
-        <w:pStyle w:val="ListeParagraf"/>
-        <w:widowControl w:val="0"/>
-        <w:numPr>
-          <w:ilvl w:val="0"/>
-          <w:numId w:val="2"/>
-        </w:numPr>
-        <w:spacing w:after="0"/>
-        <w:contextualSpacing w:val="0"/>
-        <w:rPr>
-          <w:rFonts w:asciiTheme="majorHAnsi" w:hAnsiTheme="majorHAnsi" w:cstheme="majorHAnsi"/>
-          <w:sz w:val="20"/>
-          <w:szCs w:val="20"/>
-        </w:rPr>
-      </w:pPr>
-      <w:r>
-        <w:rPr>
-          <w:rFonts w:ascii="Arial" w:eastAsia="Arial" w:hAnsi="Arial"/>
-          <w:sz w:val="20"/>
-          <w:szCs w:val="20"/>
-        </w:rPr>
-        <w:t>Figma, Adobe Photoshop, Adobe Illustrator</w:t>
-      </w:r>
-    </w:p>
-    <w:p>
-      <w:pPr>
-        <w:pStyle w:val="ListeParagraf"/>
-        <w:widowControl w:val="0"/>
-        <w:numPr>
-          <w:ilvl w:val="0"/>
-          <w:numId w:val="2"/>
-        </w:numPr>
-        <w:spacing w:after="0"/>
-        <w:contextualSpacing w:val="0"/>
-        <w:rPr>
-          <w:rFonts w:asciiTheme="majorHAnsi" w:hAnsiTheme="majorHAnsi" w:cstheme="majorHAnsi"/>
-          <w:sz w:val="20"/>
-          <w:szCs w:val="20"/>
-        </w:rPr>
-      </w:pPr>
-      <w:r>
-        <w:rPr>
-          <w:rFonts w:asciiTheme="majorHAnsi" w:hAnsiTheme="majorHAnsi" w:cstheme="majorHAnsi"/>
-          <w:sz w:val="20"/>
-          <w:szCs w:val="20"/>
-        </w:rPr>
-        <w:t>UI/UX Design Principles</w:t>
-      </w:r>
-    </w:p>
-    <w:p>
-      <w:pPr>
-        <w:pStyle w:val="Normal1"/>
-        <w:widowControl w:val="0"/>
-        <w:spacing w:before="113" w:after="159" w:line="252" w:lineRule="auto"/>
-      </w:pPr>
-      <w:r>
-        <w:rPr>
-          <w:rFonts w:ascii="Arial" w:eastAsia="Arial" w:hAnsi="Arial"/>
-          <w:b/>
-          <w:bCs/>
-          <w:sz w:val="22"/>
-          <w:szCs w:val="22"/>
-        </w:rPr>
-        <w:t>Tools &amp; Collaboration</w:t>
-      </w:r>
-    </w:p>
-    <w:p>
-      <w:pPr>
-        <w:pStyle w:val="ListeParagraf"/>
-        <w:widowControl w:val="0"/>
-        <w:numPr>
-          <w:ilvl w:val="0"/>
-          <w:numId w:val="2"/>
-        </w:numPr>
-        <w:spacing w:after="0"/>
-        <w:contextualSpacing w:val="0"/>
-        <w:rPr>
-          <w:rFonts w:asciiTheme="majorHAnsi" w:hAnsiTheme="majorHAnsi" w:cstheme="majorHAnsi"/>
-          <w:sz w:val="20"/>
-          <w:szCs w:val="20"/>
-        </w:rPr>
-      </w:pPr>
-      <w:r>
-        <w:rPr>
-          <w:rFonts w:ascii="Arial" w:eastAsia="Arial" w:hAnsi="Arial"/>
-          <w:sz w:val="20"/>
-          <w:szCs w:val="20"/>
-        </w:rPr>
-        <w:t>GitHub, Jira, Trello, Slack</w:t>
-      </w:r>
-    </w:p>
-    <w:p>
-      <w:pPr>
-        <w:pStyle w:val="ListeParagraf"/>
-        <w:widowControl w:val="0"/>
-        <w:numPr>
-          <w:ilvl w:val="0"/>
-          <w:numId w:val="2"/>
-        </w:numPr>
-        <w:spacing w:after="0"/>
-        <w:contextualSpacing w:val="0"/>
-        <w:rPr>
-          <w:rFonts w:asciiTheme="majorHAnsi" w:hAnsiTheme="majorHAnsi" w:cstheme="majorHAnsi"/>
-          <w:sz w:val="20"/>
-          <w:szCs w:val="20"/>
-        </w:rPr>
-      </w:pPr>
-      <w:r>
-        <w:rPr>
-          <w:rFonts w:asciiTheme="majorHAnsi" w:hAnsiTheme="majorHAnsi" w:cstheme="majorHAnsi"/>
-          <w:sz w:val="20"/>
-          <w:szCs w:val="20"/>
-        </w:rPr>
-        <w:t>Agile Methodology, Scrum</w:t>
-      </w:r>
-    </w:p>
-    <w:p>
-      <w:pPr>
-        <w:pStyle w:val="Normal1"/>
-        <w:widowControl w:val="0"/>
-        <w:spacing w:before="113" w:after="159" w:line="252" w:lineRule="auto"/>
-      </w:pPr>
-      <w:r>
-        <w:rPr>
-          <w:rFonts w:ascii="Arial" w:eastAsia="Arial" w:hAnsi="Arial"/>
-          <w:b/>
-          <w:bCs/>
-          <w:sz w:val="22"/>
-          <w:szCs w:val="22"/>
-        </w:rPr>
-        <w:t>Additional Knowledge</w:t>
-      </w:r>
-    </w:p>
-    <w:p>
-      <w:pPr>
-        <w:pStyle w:val="ListeParagraf"/>
-        <w:widowControl w:val="0"/>
-        <w:numPr>
-          <w:ilvl w:val="0"/>
-          <w:numId w:val="2"/>
-        </w:numPr>
-        <w:spacing w:after="0"/>
-        <w:contextualSpacing w:val="0"/>
-        <w:rPr>
-          <w:rFonts w:asciiTheme="majorHAnsi" w:hAnsiTheme="majorHAnsi" w:cstheme="majorHAnsi"/>
-          <w:sz w:val="20"/>
-          <w:szCs w:val="20"/>
-        </w:rPr>
-      </w:pPr>
-      <w:r>
-        <w:rPr>
-          <w:rFonts w:ascii="Arial" w:eastAsia="Arial" w:hAnsi="Arial"/>
-          <w:sz w:val="20"/>
-          <w:szCs w:val="20"/>
-        </w:rPr>
-        <w:t>Digital Marketing, SEO, E-commerce</w:t>
-      </w:r>
-    </w:p>
-    <w:p>
-      <w:pPr>
-        <w:pStyle w:val="ListeParagraf"/>
-        <w:widowControl w:val="0"/>
-        <w:numPr>
-          <w:ilvl w:val="0"/>
-          <w:numId w:val="2"/>
-        </w:numPr>
-        <w:spacing w:after="0"/>
-        <w:contextualSpacing w:val="0"/>
-        <w:rPr>
-          <w:rFonts w:asciiTheme="majorHAnsi" w:hAnsiTheme="majorHAnsi" w:cstheme="majorHAnsi"/>
-          <w:sz w:val="20"/>
-          <w:szCs w:val="20"/>
-        </w:rPr>
-      </w:pPr>
-      <w:r>
-        <w:rPr>
-          <w:rFonts w:asciiTheme="majorHAnsi" w:hAnsiTheme="majorHAnsi" w:cstheme="majorHAnsi"/>
-          <w:sz w:val="20"/>
-          <w:szCs w:val="20"/>
-        </w:rPr>
-        <w:t>IT Law fundamentals</w:t>
-      </w:r>
-    </w:p>
-    <w:p>
-      <w:pPr>
-        <w:widowControl w:val="0"/>
-        <w:spacing w:after="0"/>
-        <w:rPr>
-          <w:rFonts w:asciiTheme="majorHAnsi" w:hAnsiTheme="majorHAnsi" w:cstheme="majorHAnsi"/>
-          <w:sz w:val="20"/>
-          <w:szCs w:val="20"/>
-        </w:rPr>
-      </w:pPr>
-    </w:p>
-    <w:p>
-      <w:pPr>
-        <w:widowControl w:val="0"/>
-        <w:spacing w:after="0"/>
-        <w:rPr>
-          <w:rFonts w:asciiTheme="majorHAnsi" w:hAnsiTheme="majorHAnsi" w:cstheme="majorHAnsi"/>
-          <w:sz w:val="20"/>
-          <w:szCs w:val="20"/>
-        </w:rPr>
-      </w:pPr>
-    </w:p>
-    <w:p>
-      <w:pPr>
-        <w:widowControl w:val="0"/>
-        <w:spacing w:after="0"/>
-        <w:rPr>
-          <w:rFonts w:asciiTheme="majorHAnsi" w:hAnsiTheme="majorHAnsi" w:cstheme="majorHAnsi"/>
-          <w:sz w:val="20"/>
-          <w:szCs w:val="20"/>
-        </w:rPr>
-      </w:pPr>
-    </w:p>
-    <w:p>
-      <w:pPr>
-        <w:pStyle w:val="Normal1"/>
-        <w:widowControl w:val="0"/>
-        <w:spacing w:before="113" w:after="159" w:line="252" w:lineRule="auto"/>
-      </w:pPr>
-      <w:r>
-        <w:rPr>
-          <w:rFonts w:ascii="Arial" w:eastAsia="Arial" w:hAnsi="Arial"/>
-          <w:b/>
-          <w:bCs/>
-          <w:sz w:val="22"/>
-          <w:szCs w:val="22"/>
-        </w:rPr>
-        <w:t>Professional Skills</w:t>
-      </w:r>
-    </w:p>
-    <w:p>
-      <w:pPr>
-        <w:pStyle w:val="ListeParagraf"/>
-        <w:widowControl w:val="0"/>
-        <w:numPr>
-          <w:ilvl w:val="0"/>
-          <w:numId w:val="2"/>
-        </w:numPr>
-        <w:spacing w:after="0"/>
-        <w:contextualSpacing w:val="0"/>
-        <w:rPr>
-          <w:rFonts w:asciiTheme="majorHAnsi" w:hAnsiTheme="majorHAnsi" w:cstheme="majorHAnsi"/>
-          <w:sz w:val="20"/>
-          <w:szCs w:val="20"/>
-        </w:rPr>
-      </w:pPr>
-      <w:r>
-        <w:rPr>
           <w:rFonts w:ascii="Arial" w:eastAsia="Arial" w:hAnsi="Arial"/>
           <w:sz w:val="20"/>
           <w:szCs w:val="20"/>
         </w:rPr>
         <w:t>Problem Solving</w:t>
       </w:r>
-    </w:p>
-    <w:p>
-      <w:pPr>
-        <w:pStyle w:val="ListeParagraf"/>
-        <w:widowControl w:val="0"/>
-        <w:numPr>
-          <w:ilvl w:val="0"/>
-          <w:numId w:val="2"/>
-        </w:numPr>
-        <w:spacing w:after="0"/>
-        <w:contextualSpacing w:val="0"/>
-        <w:rPr>
-          <w:rFonts w:asciiTheme="majorHAnsi" w:hAnsiTheme="majorHAnsi" w:cstheme="majorHAnsi"/>
-          <w:sz w:val="20"/>
-          <w:szCs w:val="20"/>
-        </w:rPr>
-      </w:pPr>
-      <w:r>
-        <w:rPr>
-          <w:rFonts w:asciiTheme="majorHAnsi" w:hAnsiTheme="majorHAnsi" w:cstheme="majorHAnsi"/>
-          <w:sz w:val="20"/>
-          <w:szCs w:val="20"/>
-        </w:rPr>
-        <w:t>Time Management</w:t>
-      </w:r>
-    </w:p>
-    <w:p>
-      <w:pPr>
-        <w:pStyle w:val="ListeParagraf"/>
-        <w:widowControl w:val="0"/>
-        <w:numPr>
-          <w:ilvl w:val="0"/>
-          <w:numId w:val="2"/>
-        </w:numPr>
-        <w:spacing w:after="0"/>
-        <w:contextualSpacing w:val="0"/>
-        <w:rPr>
-          <w:rFonts w:asciiTheme="majorHAnsi" w:hAnsiTheme="majorHAnsi" w:cstheme="majorHAnsi"/>
-          <w:sz w:val="20"/>
-          <w:szCs w:val="20"/>
-        </w:rPr>
-      </w:pPr>
-      <w:r>
-        <w:rPr>
-          <w:rFonts w:asciiTheme="majorHAnsi" w:hAnsiTheme="majorHAnsi" w:cstheme="majorHAnsi"/>
-          <w:sz w:val="20"/>
-          <w:szCs w:val="20"/>
-        </w:rPr>
-        <w:t>Attention to Detail</w:t>
-      </w:r>
-    </w:p>
-    <w:p>
-      <w:pPr>
-        <w:pStyle w:val="ListeParagraf"/>
-        <w:widowControl w:val="0"/>
-        <w:numPr>
-          <w:ilvl w:val="0"/>
-          <w:numId w:val="2"/>
-        </w:numPr>
-        <w:spacing w:after="0"/>
-        <w:contextualSpacing w:val="0"/>
-        <w:rPr>
-          <w:rFonts w:asciiTheme="majorHAnsi" w:hAnsiTheme="majorHAnsi" w:cstheme="majorHAnsi"/>
-          <w:sz w:val="20"/>
-          <w:szCs w:val="20"/>
-        </w:rPr>
-      </w:pPr>
-      <w:r>
-        <w:rPr>
-          <w:rFonts w:asciiTheme="majorHAnsi" w:hAnsiTheme="majorHAnsi" w:cstheme="majorHAnsi"/>
-          <w:sz w:val="20"/>
-          <w:szCs w:val="20"/>
-        </w:rPr>
-        <w:t>Independent Work</w:t>
-      </w:r>
-    </w:p>
-    <w:p>
-      <w:pPr>
-        <w:pStyle w:val="ListeParagraf"/>
-        <w:widowControl w:val="0"/>
-        <w:numPr>
-          <w:ilvl w:val="0"/>
-          <w:numId w:val="2"/>
-        </w:numPr>
-        <w:spacing w:after="0"/>
-        <w:contextualSpacing w:val="0"/>
-        <w:rPr>
-          <w:rFonts w:asciiTheme="majorHAnsi" w:hAnsiTheme="majorHAnsi" w:cstheme="majorHAnsi"/>
-          <w:sz w:val="20"/>
-          <w:szCs w:val="20"/>
-        </w:rPr>
-      </w:pPr>
-      <w:r>
-        <w:rPr>
-          <w:rFonts w:asciiTheme="majorHAnsi" w:hAnsiTheme="majorHAnsi" w:cstheme="majorHAnsi"/>
-          <w:sz w:val="20"/>
-          <w:szCs w:val="20"/>
-        </w:rPr>
-        <w:t>Responsibility &amp; Reliability</w:t>
-      </w:r>
-    </w:p>
-    <w:p>
-      <w:pPr>
-        <w:pStyle w:val="ListeParagraf"/>
-        <w:widowControl w:val="0"/>
-        <w:numPr>
-          <w:ilvl w:val="0"/>
-          <w:numId w:val="2"/>
-        </w:numPr>
-        <w:spacing w:after="0"/>
-        <w:contextualSpacing w:val="0"/>
-        <w:rPr>
-          <w:rFonts w:asciiTheme="majorHAnsi" w:hAnsiTheme="majorHAnsi" w:cstheme="majorHAnsi"/>
-          <w:sz w:val="20"/>
-          <w:szCs w:val="20"/>
-        </w:rPr>
-      </w:pPr>
-      <w:r>
-        <w:rPr>
-          <w:rFonts w:asciiTheme="majorHAnsi" w:hAnsiTheme="majorHAnsi" w:cstheme="majorHAnsi"/>
-          <w:sz w:val="20"/>
-          <w:szCs w:val="20"/>
-        </w:rPr>
-        <w:t>Clear Communication</w:t>
+      <w:r>
+        <w:rPr>
+          <w:rFonts w:ascii="Arial" w:eastAsia="Arial" w:hAnsi="Arial"/>
+          <w:sz w:val="20"/>
+          <w:szCs w:val="20"/>
+        </w:rPr>
+        <w:t>, Time Management, Attention to Detail, Working Independently, Responsibility &amp; Reliability, Clear Communication</w:t>
       </w:r>
     </w:p>
     <w:p>
       <w:pPr>
         <w:pStyle w:val="Normal1"/>
         <w:spacing w:before="113" w:after="159" w:line="252" w:lineRule="auto"/>
-      </w:pPr>
-      <w:r>
         <w:rPr>
           <w:rFonts w:ascii="Arial" w:eastAsia="Arial" w:hAnsi="Arial"/>
           <w:b/>
@@ -1029,6 +784,87 @@
           <w:sz w:val="28"/>
           <w:szCs w:val="28"/>
         </w:rPr>
+      </w:pPr>
+    </w:p>
+    <w:p>
+      <w:pPr>
+        <w:pStyle w:val="Normal1"/>
+        <w:spacing w:before="113" w:after="159" w:line="252" w:lineRule="auto"/>
+        <w:rPr>
+          <w:rFonts w:ascii="Arial" w:eastAsia="Arial" w:hAnsi="Arial"/>
+          <w:b/>
+          <w:bCs/>
+          <w:sz w:val="28"/>
+          <w:szCs w:val="28"/>
+        </w:rPr>
+      </w:pPr>
+    </w:p>
+    <w:p>
+      <w:pPr>
+        <w:pStyle w:val="Normal1"/>
+        <w:spacing w:before="113" w:after="159" w:line="252" w:lineRule="auto"/>
+        <w:rPr>
+          <w:rFonts w:ascii="Arial" w:eastAsia="Arial" w:hAnsi="Arial"/>
+          <w:b/>
+          <w:bCs/>
+          <w:sz w:val="28"/>
+          <w:szCs w:val="28"/>
+        </w:rPr>
+      </w:pPr>
+    </w:p>
+    <w:p>
+      <w:pPr>
+        <w:pStyle w:val="Normal1"/>
+        <w:spacing w:before="113" w:after="159" w:line="252" w:lineRule="auto"/>
+        <w:rPr>
+          <w:rFonts w:ascii="Arial" w:eastAsia="Arial" w:hAnsi="Arial"/>
+          <w:b/>
+          <w:bCs/>
+          <w:sz w:val="28"/>
+          <w:szCs w:val="28"/>
+        </w:rPr>
+      </w:pPr>
+    </w:p>
+    <w:p>
+      <w:pPr>
+        <w:pStyle w:val="Normal1"/>
+        <w:spacing w:before="113" w:after="159" w:line="252" w:lineRule="auto"/>
+        <w:rPr>
+          <w:rFonts w:ascii="Arial" w:eastAsia="Arial" w:hAnsi="Arial"/>
+          <w:b/>
+          <w:bCs/>
+          <w:sz w:val="28"/>
+          <w:szCs w:val="28"/>
+        </w:rPr>
+      </w:pPr>
+    </w:p>
+    <w:p>
+      <w:pPr>
+        <w:pStyle w:val="Normal1"/>
+        <w:spacing w:before="113" w:after="159" w:line="252" w:lineRule="auto"/>
+        <w:rPr>
+          <w:rFonts w:ascii="Arial" w:eastAsia="Arial" w:hAnsi="Arial"/>
+          <w:b/>
+          <w:bCs/>
+          <w:sz w:val="28"/>
+          <w:szCs w:val="28"/>
+        </w:rPr>
+      </w:pPr>
+    </w:p>
+    <w:p>
+      <w:pPr>
+        <w:pStyle w:val="Normal1"/>
+        <w:spacing w:before="113" w:after="159" w:line="252" w:lineRule="auto"/>
+      </w:pPr>
+      <w:r>
+        <w:rPr>
+          <w:rFonts w:ascii="Arial" w:eastAsia="Arial" w:hAnsi="Arial"/>
+          <w:b/>
+          <w:bCs/>
+          <w:sz w:val="28"/>
+          <w:szCs w:val="28"/>
+        </w:rPr>
+        <w:lastRenderedPageBreak/>
         <w:t>Projects</w:t>
       </w:r>
     </w:p>
@@ -1038,10 +874,49 @@
         <w:spacing w:line="252" w:lineRule="auto"/>
         <w:rPr>
           <w:rFonts w:ascii="Arial" w:eastAsia="Arial" w:hAnsi="Arial"/>
-          <w:sz w:val="20"/>
-          <w:szCs w:val="20"/>
-        </w:rPr>
-      </w:pPr>
+          <w:b/>
+          <w:bCs/>
+        </w:rPr>
+      </w:pPr>
+      <w:r>
+        <w:rPr>
+          <w:rFonts w:ascii="Arial" w:eastAsia="Arial" w:hAnsi="Arial"/>
+          <w:b/>
+          <w:bCs/>
+        </w:rPr>
+        <w:t>Jargon</w:t>
+      </w:r>
+      <w:r>
+        <w:rPr>
+          <w:b/>
+          <w:bCs/>
+        </w:rPr>
+        <w:t xml:space="preserve"> </w:t>
+      </w:r>
+      <w:r>
+        <w:rPr>
+          <w:rFonts w:asciiTheme="majorHAnsi" w:hAnsiTheme="majorHAnsi" w:cstheme="majorHAnsi"/>
+          <w:b/>
+          <w:bCs/>
+        </w:rPr>
+        <w:t>– AI Powered Gamified Learning App</w:t>
+      </w:r>
+      <w:r>
+        <w:rPr>
+          <w:rFonts w:ascii="Arial" w:eastAsia="Arial" w:hAnsi="Arial"/>
+          <w:b/>
+          <w:bCs/>
+        </w:rPr>
+        <w:t xml:space="preserve"> </w:t>
+      </w:r>
+      <w:r>
+        <w:rPr>
+          <w:rFonts w:ascii="Arial" w:eastAsia="Arial" w:hAnsi="Arial"/>
+          <w:b/>
+          <w:bCs/>
+        </w:rPr>
+        <w:br/>
+      </w:r>
       <w:r>
         <w:rPr>
           <w:rFonts w:ascii="Arial" w:eastAsia="Arial" w:hAnsi="Arial"/>
@@ -1057,60 +932,50 @@
           <w:rFonts w:ascii="Arial" w:eastAsia="Arial" w:hAnsi="Arial"/>
           <w:b/>
           <w:bCs/>
-          <w:sz w:val="20"/>
-          <w:szCs w:val="20"/>
-        </w:rPr>
-        <w:t xml:space="preserve"> – </w:t>
-      </w:r>
-      <w:r>
-        <w:rPr>
-          <w:rFonts w:ascii="Arial" w:eastAsia="Arial" w:hAnsi="Arial"/>
-          <w:b/>
-          <w:bCs/>
-          <w:sz w:val="20"/>
-          <w:szCs w:val="20"/>
-        </w:rPr>
-        <w:t>Jargon</w:t>
-      </w:r>
-      <w:r>
-        <w:rPr>
-          <w:rFonts w:asciiTheme="majorHAnsi" w:hAnsiTheme="majorHAnsi" w:cstheme="majorHAnsi"/>
-          <w:b/>
-          <w:bCs/>
-          <w:sz w:val="20"/>
-          <w:szCs w:val="20"/>
-        </w:rPr>
-        <w:t xml:space="preserve"> </w:t>
-      </w:r>
-      <w:r>
-        <w:rPr>
-          <w:rFonts w:asciiTheme="majorHAnsi" w:hAnsiTheme="majorHAnsi" w:cstheme="majorHAnsi"/>
-          <w:b/>
-          <w:bCs/>
-          <w:sz w:val="20"/>
-          <w:szCs w:val="20"/>
-        </w:rPr>
-        <w:t>(</w:t>
-      </w:r>
-      <w:r>
-        <w:rPr>
-          <w:rFonts w:asciiTheme="majorHAnsi" w:hAnsiTheme="majorHAnsi" w:cstheme="majorHAnsi"/>
-          <w:b/>
-          <w:bCs/>
-          <w:sz w:val="20"/>
-          <w:szCs w:val="20"/>
-        </w:rPr>
-        <w:t>AI Powered Gamified Learning Progressive Web App</w:t>
-      </w:r>
-      <w:r>
-        <w:rPr>
-          <w:rFonts w:asciiTheme="majorHAnsi" w:hAnsiTheme="majorHAnsi" w:cstheme="majorHAnsi"/>
-          <w:b/>
-          <w:bCs/>
-          <w:sz w:val="20"/>
-          <w:szCs w:val="20"/>
-        </w:rPr>
-        <w:t>)</w:t>
+        </w:rPr>
+        <w:tab/>
+      </w:r>
+      <w:r>
+        <w:rPr>
+          <w:rFonts w:ascii="Arial" w:eastAsia="Arial" w:hAnsi="Arial"/>
+          <w:b/>
+          <w:bCs/>
+        </w:rPr>
+        <w:tab/>
+      </w:r>
+      <w:r>
+        <w:rPr>
+          <w:rFonts w:ascii="Arial" w:eastAsia="Arial" w:hAnsi="Arial"/>
+          <w:b/>
+          <w:bCs/>
+        </w:rPr>
+        <w:tab/>
+      </w:r>
+      <w:r>
+        <w:rPr>
+          <w:rFonts w:ascii="Arial" w:eastAsia="Arial" w:hAnsi="Arial"/>
+          <w:b/>
+          <w:bCs/>
+        </w:rPr>
+        <w:tab/>
+      </w:r>
+      <w:r>
+        <w:rPr>
+          <w:rFonts w:ascii="Arial" w:eastAsia="Arial" w:hAnsi="Arial"/>
+          <w:b/>
+          <w:bCs/>
+        </w:rPr>
+        <w:tab/>
+        <w:t xml:space="preserve">   </w:t>
+      </w:r>
+      <w:r>
+        <w:tab/>
+      </w:r>
+      <w:r>
+        <w:tab/>
+      </w:r>
+      <w:r>
+        <w:tab/>
       </w:r>
       <w:r>
         <w:tab/>
@@ -1145,7 +1010,7 @@
         </w:rPr>
         <w:t xml:space="preserve">GitHub: </w:t>
       </w:r>
-      <w:hyperlink r:id="rId8" w:tgtFrame="_new" w:history="1">
+      <w:hyperlink r:id="rId10" w:tgtFrame="_new" w:history="1">
         <w:r>
           <w:rPr>
             <w:rStyle w:val="Kpr"/>
@@ -1165,7 +1030,7 @@
         <w:br/>
         <w:t xml:space="preserve">Live App: </w:t>
       </w:r>
-      <w:hyperlink r:id="rId9" w:tgtFrame="_new" w:history="1">
+      <w:hyperlink r:id="rId11" w:tgtFrame="_new" w:history="1">
         <w:r>
           <w:rPr>
             <w:rStyle w:val="Kpr"/>
@@ -1185,32 +1050,19 @@
           <w:numId w:val="3"/>
         </w:numPr>
         <w:spacing w:after="57"/>
-      </w:pPr>
-      <w:r>
-        <w:rPr>
-          <w:rFonts w:ascii="Arial" w:eastAsia="Arial" w:hAnsi="Arial"/>
-          <w:sz w:val="20"/>
-          <w:szCs w:val="20"/>
-        </w:rPr>
-        <w:t xml:space="preserve">Contributed to approximately 80% of the application by building core features including Leaderboard, Friends system, User Profile, and major </w:t>
-      </w:r>
-      <w:proofErr w:type="gramStart"/>
-      <w:r>
-        <w:rPr>
-          <w:rFonts w:ascii="Arial" w:eastAsia="Arial" w:hAnsi="Arial"/>
-          <w:sz w:val="20"/>
-          <w:szCs w:val="20"/>
-        </w:rPr>
-        <w:t>Home</w:t>
-      </w:r>
-      <w:proofErr w:type="gramEnd"/>
-      <w:r>
-        <w:rPr>
-          <w:rFonts w:ascii="Arial" w:eastAsia="Arial" w:hAnsi="Arial"/>
-          <w:sz w:val="20"/>
-          <w:szCs w:val="20"/>
-        </w:rPr>
-        <w:t xml:space="preserve"> dashboard components.</w:t>
+        <w:rPr>
+          <w:rFonts w:asciiTheme="majorHAnsi" w:hAnsiTheme="majorHAnsi" w:cstheme="majorHAnsi"/>
+          <w:sz w:val="20"/>
+          <w:szCs w:val="20"/>
+        </w:rPr>
+      </w:pPr>
+      <w:r>
+        <w:rPr>
+          <w:rFonts w:ascii="Arial" w:eastAsia="Arial" w:hAnsi="Arial"/>
+          <w:sz w:val="20"/>
+          <w:szCs w:val="20"/>
+        </w:rPr>
+        <w:t xml:space="preserve">Contributed to ~80% of the application, building core features including the Leaderboard, Friends system, User Profile, and major Home dashboard components in collaboration with cross-program designers. </w:t>
       </w:r>
     </w:p>
     <w:p>
@@ -1233,25 +1085,79 @@
           <w:sz w:val="20"/>
           <w:szCs w:val="20"/>
         </w:rPr>
-        <w:t xml:space="preserve">Developed complex UI and data flows using React, TypeScript, Vite, and </w:t>
-      </w:r>
-      <w:proofErr w:type="spellStart"/>
-      <w:r>
-        <w:rPr>
-          <w:rFonts w:ascii="Arial" w:eastAsia="Arial" w:hAnsi="Arial"/>
-          <w:sz w:val="20"/>
-          <w:szCs w:val="20"/>
-        </w:rPr>
-        <w:t>TanStack</w:t>
-      </w:r>
-      <w:proofErr w:type="spellEnd"/>
-      <w:r>
-        <w:rPr>
-          <w:rFonts w:ascii="Arial" w:eastAsia="Arial" w:hAnsi="Arial"/>
-          <w:sz w:val="20"/>
-          <w:szCs w:val="20"/>
-        </w:rPr>
-        <w:t xml:space="preserve"> Query to manage server-state efficiently.</w:t>
+        <w:t xml:space="preserve">Developed complex UI and data flows using </w:t>
+      </w:r>
+      <w:r>
+        <w:rPr>
+          <w:rFonts w:ascii="Arial" w:eastAsia="Arial" w:hAnsi="Arial"/>
+          <w:b/>
+          <w:bCs/>
+          <w:sz w:val="20"/>
+          <w:szCs w:val="20"/>
+        </w:rPr>
+        <w:t>React</w:t>
+      </w:r>
+      <w:r>
+        <w:rPr>
+          <w:rFonts w:ascii="Arial" w:eastAsia="Arial" w:hAnsi="Arial"/>
+          <w:sz w:val="20"/>
+          <w:szCs w:val="20"/>
+        </w:rPr>
+        <w:t xml:space="preserve">, </w:t>
+      </w:r>
+      <w:r>
+        <w:rPr>
+          <w:rFonts w:ascii="Arial" w:eastAsia="Arial" w:hAnsi="Arial"/>
+          <w:b/>
+          <w:bCs/>
+          <w:sz w:val="20"/>
+          <w:szCs w:val="20"/>
+        </w:rPr>
+        <w:t>TypeScript</w:t>
+      </w:r>
+      <w:r>
+        <w:rPr>
+          <w:rFonts w:ascii="Arial" w:eastAsia="Arial" w:hAnsi="Arial"/>
+          <w:sz w:val="20"/>
+          <w:szCs w:val="20"/>
+        </w:rPr>
+        <w:t xml:space="preserve">, </w:t>
+      </w:r>
+      <w:r>
+        <w:rPr>
+          <w:rFonts w:ascii="Arial" w:eastAsia="Arial" w:hAnsi="Arial"/>
+          <w:b/>
+          <w:bCs/>
+          <w:sz w:val="20"/>
+          <w:szCs w:val="20"/>
+        </w:rPr>
+        <w:t>Vite</w:t>
+      </w:r>
+      <w:r>
+        <w:rPr>
+          <w:rFonts w:ascii="Arial" w:eastAsia="Arial" w:hAnsi="Arial"/>
+          <w:sz w:val="20"/>
+          <w:szCs w:val="20"/>
+        </w:rPr>
+        <w:t xml:space="preserve">, and </w:t>
+      </w:r>
+      <w:r>
+        <w:rPr>
+          <w:rFonts w:ascii="Arial" w:eastAsia="Arial" w:hAnsi="Arial"/>
+          <w:b/>
+          <w:bCs/>
+          <w:sz w:val="20"/>
+          <w:szCs w:val="20"/>
+        </w:rPr>
+        <w:t xml:space="preserve">TanStack Query </w:t>
+      </w:r>
+      <w:r>
+        <w:rPr>
+          <w:rFonts w:ascii="Arial" w:eastAsia="Arial" w:hAnsi="Arial"/>
+          <w:sz w:val="20"/>
+          <w:szCs w:val="20"/>
+        </w:rPr>
+        <w:t xml:space="preserve">for efficient server-state management. </w:t>
       </w:r>
     </w:p>
     <w:p>
@@ -1274,7 +1180,61 @@
           <w:sz w:val="20"/>
           <w:szCs w:val="20"/>
         </w:rPr>
-        <w:t>Built responsive, accessible, mobile-first interfaces using Tailwind CSS, SASS/SCSS, and Radix UI.</w:t>
+        <w:t xml:space="preserve">Built responsive, accessible interfaces using </w:t>
+      </w:r>
+      <w:r>
+        <w:rPr>
+          <w:rFonts w:ascii="Arial" w:eastAsia="Arial" w:hAnsi="Arial"/>
+          <w:b/>
+          <w:bCs/>
+          <w:sz w:val="20"/>
+          <w:szCs w:val="20"/>
+        </w:rPr>
+        <w:t>Tailwind CSS</w:t>
+      </w:r>
+      <w:r>
+        <w:rPr>
+          <w:rFonts w:ascii="Arial" w:eastAsia="Arial" w:hAnsi="Arial"/>
+          <w:sz w:val="20"/>
+          <w:szCs w:val="20"/>
+        </w:rPr>
+        <w:t xml:space="preserve">, </w:t>
+      </w:r>
+      <w:r>
+        <w:rPr>
+          <w:rFonts w:ascii="Arial" w:eastAsia="Arial" w:hAnsi="Arial"/>
+          <w:b/>
+          <w:bCs/>
+          <w:sz w:val="20"/>
+          <w:szCs w:val="20"/>
+        </w:rPr>
+        <w:t>SASS/SCSS</w:t>
+      </w:r>
+      <w:r>
+        <w:rPr>
+          <w:rFonts w:ascii="Arial" w:eastAsia="Arial" w:hAnsi="Arial"/>
+          <w:sz w:val="20"/>
+          <w:szCs w:val="20"/>
+        </w:rPr>
+        <w:t xml:space="preserve">, and </w:t>
+      </w:r>
+      <w:r>
+        <w:rPr>
+          <w:rFonts w:ascii="Arial" w:eastAsia="Arial" w:hAnsi="Arial"/>
+          <w:b/>
+          <w:bCs/>
+          <w:sz w:val="20"/>
+          <w:szCs w:val="20"/>
+        </w:rPr>
+        <w:t xml:space="preserve">Radix UI </w:t>
+      </w:r>
+      <w:r>
+        <w:rPr>
+          <w:rFonts w:ascii="Arial" w:eastAsia="Arial" w:hAnsi="Arial"/>
+          <w:sz w:val="20"/>
+          <w:szCs w:val="20"/>
+        </w:rPr>
+        <w:t xml:space="preserve">with a mobile-first approach. </w:t>
       </w:r>
     </w:p>
     <w:p>
@@ -1297,7 +1257,79 @@
           <w:sz w:val="20"/>
           <w:szCs w:val="20"/>
         </w:rPr>
-        <w:t>Designed, seeded, and queried a MySQL database using Prisma ORM.</w:t>
+        <w:t xml:space="preserve">Designed, seeded, and queried the </w:t>
+      </w:r>
+      <w:r>
+        <w:rPr>
+          <w:rFonts w:asciiTheme="majorHAnsi" w:hAnsiTheme="majorHAnsi" w:cstheme="majorHAnsi"/>
+          <w:b/>
+          <w:bCs/>
+          <w:sz w:val="20"/>
+          <w:szCs w:val="20"/>
+        </w:rPr>
+        <w:t xml:space="preserve">MySQL </w:t>
+      </w:r>
+      <w:r>
+        <w:rPr>
+          <w:rFonts w:asciiTheme="majorHAnsi" w:hAnsiTheme="majorHAnsi" w:cstheme="majorHAnsi"/>
+          <w:sz w:val="20"/>
+          <w:szCs w:val="20"/>
+        </w:rPr>
+        <w:t xml:space="preserve">database using </w:t>
+      </w:r>
+      <w:r>
+        <w:rPr>
+          <w:rFonts w:asciiTheme="majorHAnsi" w:hAnsiTheme="majorHAnsi" w:cstheme="majorHAnsi"/>
+          <w:b/>
+          <w:bCs/>
+          <w:sz w:val="20"/>
+          <w:szCs w:val="20"/>
+        </w:rPr>
+        <w:t>Prisma ORM</w:t>
+      </w:r>
+      <w:r>
+        <w:rPr>
+          <w:rFonts w:asciiTheme="majorHAnsi" w:hAnsiTheme="majorHAnsi" w:cstheme="majorHAnsi"/>
+          <w:sz w:val="20"/>
+          <w:szCs w:val="20"/>
+        </w:rPr>
+        <w:t xml:space="preserve">; integrated </w:t>
+      </w:r>
+      <w:r>
+        <w:rPr>
+          <w:rFonts w:asciiTheme="majorHAnsi" w:hAnsiTheme="majorHAnsi" w:cstheme="majorHAnsi"/>
+          <w:b/>
+          <w:bCs/>
+          <w:sz w:val="20"/>
+          <w:szCs w:val="20"/>
+        </w:rPr>
+        <w:t xml:space="preserve">Clerk </w:t>
+      </w:r>
+      <w:r>
+        <w:rPr>
+          <w:rFonts w:asciiTheme="majorHAnsi" w:hAnsiTheme="majorHAnsi" w:cstheme="majorHAnsi"/>
+          <w:sz w:val="20"/>
+          <w:szCs w:val="20"/>
+        </w:rPr>
+        <w:t xml:space="preserve">authentication via </w:t>
+      </w:r>
+      <w:r>
+        <w:rPr>
+          <w:rFonts w:asciiTheme="majorHAnsi" w:hAnsiTheme="majorHAnsi" w:cstheme="majorHAnsi"/>
+          <w:b/>
+          <w:bCs/>
+          <w:sz w:val="20"/>
+          <w:szCs w:val="20"/>
+        </w:rPr>
+        <w:t xml:space="preserve">Ngrok </w:t>
+      </w:r>
+      <w:r>
+        <w:rPr>
+          <w:rFonts w:asciiTheme="majorHAnsi" w:hAnsiTheme="majorHAnsi" w:cstheme="majorHAnsi"/>
+          <w:sz w:val="20"/>
+          <w:szCs w:val="20"/>
+        </w:rPr>
+        <w:t xml:space="preserve">for automatic onboarding. </w:t>
       </w:r>
     </w:p>
     <w:p>
@@ -1320,48 +1352,43 @@
           <w:sz w:val="20"/>
           <w:szCs w:val="20"/>
         </w:rPr>
-        <w:t xml:space="preserve">Integrated Clerk authentication via </w:t>
-      </w:r>
-      <w:proofErr w:type="spellStart"/>
-      <w:r>
-        <w:rPr>
-          <w:rFonts w:asciiTheme="majorHAnsi" w:hAnsiTheme="majorHAnsi" w:cstheme="majorHAnsi"/>
-          <w:sz w:val="20"/>
-          <w:szCs w:val="20"/>
-        </w:rPr>
-        <w:t>Ngrok</w:t>
-      </w:r>
-      <w:proofErr w:type="spellEnd"/>
-      <w:r>
-        <w:rPr>
-          <w:rFonts w:asciiTheme="majorHAnsi" w:hAnsiTheme="majorHAnsi" w:cstheme="majorHAnsi"/>
-          <w:sz w:val="20"/>
-          <w:szCs w:val="20"/>
-        </w:rPr>
-        <w:t xml:space="preserve"> to support secure onboarding and user management.</w:t>
-      </w:r>
-    </w:p>
-    <w:p>
-      <w:pPr>
-        <w:pStyle w:val="ListeParagraf"/>
-        <w:numPr>
-          <w:ilvl w:val="0"/>
-          <w:numId w:val="3"/>
-        </w:numPr>
-        <w:spacing w:after="57"/>
-        <w:rPr>
-          <w:rFonts w:asciiTheme="majorHAnsi" w:hAnsiTheme="majorHAnsi" w:cstheme="majorHAnsi"/>
-          <w:sz w:val="20"/>
-          <w:szCs w:val="20"/>
-        </w:rPr>
-      </w:pPr>
-      <w:r>
-        <w:rPr>
-          <w:rFonts w:asciiTheme="majorHAnsi" w:hAnsiTheme="majorHAnsi" w:cstheme="majorHAnsi"/>
-          <w:sz w:val="20"/>
-          <w:szCs w:val="20"/>
-        </w:rPr>
-        <w:t>Contributed to backend architecture using Node.js and Hono with a modular, maintainable structure.</w:t>
+        <w:t xml:space="preserve">Contributed to backend and application architecture using </w:t>
+      </w:r>
+      <w:r>
+        <w:rPr>
+          <w:rFonts w:asciiTheme="majorHAnsi" w:hAnsiTheme="majorHAnsi" w:cstheme="majorHAnsi"/>
+          <w:b/>
+          <w:bCs/>
+          <w:sz w:val="20"/>
+          <w:szCs w:val="20"/>
+        </w:rPr>
+        <w:t>Node.js</w:t>
+      </w:r>
+      <w:r>
+        <w:rPr>
+          <w:rFonts w:asciiTheme="majorHAnsi" w:hAnsiTheme="majorHAnsi" w:cstheme="majorHAnsi"/>
+          <w:sz w:val="20"/>
+          <w:szCs w:val="20"/>
+        </w:rPr>
+        <w:t xml:space="preserve"> and </w:t>
+      </w:r>
+      <w:r>
+        <w:rPr>
+          <w:rFonts w:asciiTheme="majorHAnsi" w:hAnsiTheme="majorHAnsi" w:cstheme="majorHAnsi"/>
+          <w:b/>
+          <w:bCs/>
+          <w:sz w:val="20"/>
+          <w:szCs w:val="20"/>
+        </w:rPr>
+        <w:t>Hono</w:t>
+      </w:r>
+      <w:r>
+        <w:rPr>
+          <w:rFonts w:asciiTheme="majorHAnsi" w:hAnsiTheme="majorHAnsi" w:cstheme="majorHAnsi"/>
+          <w:sz w:val="20"/>
+          <w:szCs w:val="20"/>
+        </w:rPr>
+        <w:t>, working with modular structure and modern tooling.</w:t>
       </w:r>
     </w:p>
     <w:p>
@@ -1390,6 +1417,40 @@
           <w:rFonts w:ascii="Arial" w:eastAsia="Arial" w:hAnsi="Arial"/>
           <w:b/>
           <w:bCs/>
+        </w:rPr>
+        <w:t xml:space="preserve">Money Monsters – </w:t>
+      </w:r>
+      <w:r>
+        <w:rPr>
+          <w:rFonts w:ascii="Arial" w:eastAsia="Arial" w:hAnsi="Arial"/>
+          <w:b/>
+          <w:bCs/>
+        </w:rPr>
+        <w:t xml:space="preserve">Family </w:t>
+      </w:r>
+      <w:r>
+        <w:rPr>
+          <w:rFonts w:ascii="Arial" w:eastAsia="Arial" w:hAnsi="Arial"/>
+          <w:b/>
+          <w:bCs/>
+        </w:rPr>
+        <w:t>Budgeting Web App</w:t>
+      </w:r>
+      <w:r>
+        <w:rPr>
+          <w:rFonts w:ascii="Arial" w:eastAsia="Arial" w:hAnsi="Arial"/>
+          <w:b/>
+          <w:bCs/>
+          <w:sz w:val="20"/>
+          <w:szCs w:val="20"/>
+        </w:rPr>
+        <w:br/>
+      </w:r>
+      <w:r>
+        <w:rPr>
+          <w:rFonts w:ascii="Arial" w:eastAsia="Arial" w:hAnsi="Arial"/>
+          <w:b/>
+          <w:bCs/>
           <w:sz w:val="20"/>
           <w:szCs w:val="20"/>
         </w:rPr>
@@ -1403,90 +1464,79 @@
           <w:sz w:val="20"/>
           <w:szCs w:val="20"/>
         </w:rPr>
-        <w:t xml:space="preserve"> – </w:t>
-      </w:r>
-      <w:r>
-        <w:rPr>
-          <w:rFonts w:ascii="Arial" w:eastAsia="Arial" w:hAnsi="Arial"/>
-          <w:b/>
-          <w:bCs/>
-          <w:sz w:val="20"/>
-          <w:szCs w:val="20"/>
-        </w:rPr>
-        <w:t>Money Monsters</w:t>
-      </w:r>
-      <w:r>
-        <w:rPr>
-          <w:rFonts w:ascii="Arial" w:eastAsia="Arial" w:hAnsi="Arial"/>
-          <w:b/>
-          <w:bCs/>
-          <w:sz w:val="20"/>
-          <w:szCs w:val="20"/>
-        </w:rPr>
-        <w:t xml:space="preserve"> </w:t>
-      </w:r>
-      <w:r>
-        <w:rPr>
-          <w:rFonts w:ascii="Arial" w:eastAsia="Arial" w:hAnsi="Arial"/>
-          <w:b/>
-          <w:bCs/>
-          <w:sz w:val="20"/>
-          <w:szCs w:val="20"/>
-        </w:rPr>
-        <w:t>(</w:t>
-      </w:r>
-      <w:r>
-        <w:rPr>
-          <w:rFonts w:ascii="Arial" w:eastAsia="Arial" w:hAnsi="Arial"/>
-          <w:b/>
-          <w:bCs/>
-          <w:sz w:val="20"/>
-          <w:szCs w:val="20"/>
-        </w:rPr>
-        <w:t>Budgeting Web Application</w:t>
-      </w:r>
-      <w:r>
-        <w:rPr>
-          <w:rFonts w:ascii="Arial" w:eastAsia="Arial" w:hAnsi="Arial"/>
-          <w:b/>
-          <w:bCs/>
-          <w:sz w:val="20"/>
-          <w:szCs w:val="20"/>
-        </w:rPr>
-        <w:t>)</w:t>
-      </w:r>
-      <w:r>
-        <w:rPr>
-          <w:rFonts w:ascii="Arial" w:eastAsia="Arial" w:hAnsi="Arial"/>
-          <w:b/>
-          <w:bCs/>
-          <w:sz w:val="20"/>
-          <w:szCs w:val="20"/>
-        </w:rPr>
-        <w:tab/>
-      </w:r>
-      <w:r>
-        <w:rPr>
-          <w:rFonts w:ascii="Arial" w:eastAsia="Arial" w:hAnsi="Arial"/>
-          <w:sz w:val="20"/>
-          <w:szCs w:val="20"/>
-        </w:rPr>
-        <w:tab/>
-      </w:r>
-      <w:r>
-        <w:rPr>
-          <w:rFonts w:ascii="Arial" w:eastAsia="Arial" w:hAnsi="Arial"/>
-          <w:sz w:val="20"/>
-          <w:szCs w:val="20"/>
-        </w:rPr>
-        <w:tab/>
-      </w:r>
-      <w:r>
-        <w:rPr>
-          <w:rFonts w:ascii="Arial" w:eastAsia="Arial" w:hAnsi="Arial"/>
-          <w:sz w:val="20"/>
-          <w:szCs w:val="20"/>
-        </w:rPr>
+        <w:tab/>
+      </w:r>
+      <w:r>
+        <w:rPr>
+          <w:rFonts w:ascii="Arial" w:eastAsia="Arial" w:hAnsi="Arial"/>
+          <w:sz w:val="20"/>
+          <w:szCs w:val="20"/>
+        </w:rPr>
+        <w:tab/>
+      </w:r>
+      <w:r>
+        <w:rPr>
+          <w:rFonts w:ascii="Arial" w:eastAsia="Arial" w:hAnsi="Arial"/>
+          <w:sz w:val="20"/>
+          <w:szCs w:val="20"/>
+        </w:rPr>
+        <w:tab/>
+      </w:r>
+      <w:r>
+        <w:rPr>
+          <w:rFonts w:ascii="Arial" w:eastAsia="Arial" w:hAnsi="Arial"/>
+          <w:sz w:val="20"/>
+          <w:szCs w:val="20"/>
+        </w:rPr>
+        <w:tab/>
+      </w:r>
+      <w:r>
+        <w:rPr>
+          <w:rFonts w:ascii="Arial" w:eastAsia="Arial" w:hAnsi="Arial"/>
+          <w:sz w:val="20"/>
+          <w:szCs w:val="20"/>
+        </w:rPr>
+        <w:tab/>
+      </w:r>
+      <w:r>
+        <w:rPr>
+          <w:rFonts w:ascii="Arial" w:eastAsia="Arial" w:hAnsi="Arial"/>
+          <w:sz w:val="20"/>
+          <w:szCs w:val="20"/>
+        </w:rPr>
+        <w:tab/>
+      </w:r>
+      <w:r>
+        <w:rPr>
+          <w:rFonts w:ascii="Arial" w:eastAsia="Arial" w:hAnsi="Arial"/>
+          <w:sz w:val="20"/>
+          <w:szCs w:val="20"/>
+        </w:rPr>
+        <w:tab/>
+      </w:r>
+      <w:r>
+        <w:rPr>
+          <w:rFonts w:ascii="Arial" w:eastAsia="Arial" w:hAnsi="Arial"/>
+          <w:sz w:val="20"/>
+          <w:szCs w:val="20"/>
+        </w:rPr>
+        <w:tab/>
+      </w:r>
+      <w:r>
+        <w:rPr>
+          <w:rFonts w:ascii="Arial" w:eastAsia="Arial" w:hAnsi="Arial"/>
+          <w:sz w:val="20"/>
+          <w:szCs w:val="20"/>
+        </w:rPr>
+        <w:tab/>
+      </w:r>
+      <w:r>
+        <w:rPr>
+          <w:rFonts w:ascii="Arial" w:eastAsia="Arial" w:hAnsi="Arial"/>
+          <w:sz w:val="20"/>
+          <w:szCs w:val="20"/>
+        </w:rPr>
+        <w:tab/>
         <w:t xml:space="preserve">    </w:t>
       </w:r>
       <w:r>
@@ -1516,7 +1566,7 @@
         </w:rPr>
         <w:t xml:space="preserve">GitHub: </w:t>
       </w:r>
-      <w:hyperlink r:id="rId10" w:tgtFrame="_new" w:history="1">
+      <w:hyperlink r:id="rId12" w:tgtFrame="_new" w:history="1">
         <w:r>
           <w:rPr>
             <w:rStyle w:val="Kpr"/>
@@ -1536,7 +1586,7 @@
         <w:br/>
         <w:t xml:space="preserve">Live App: </w:t>
       </w:r>
-      <w:hyperlink r:id="rId11" w:tgtFrame="_new" w:history="1">
+      <w:hyperlink r:id="rId13" w:tgtFrame="_new" w:history="1">
         <w:r>
           <w:rPr>
             <w:rStyle w:val="Kpr"/>
@@ -1563,7 +1613,7 @@
           <w:sz w:val="20"/>
           <w:szCs w:val="20"/>
         </w:rPr>
-        <w:t>Built the Tasks and Goals system, enabling parent task assignment, child progress tracking, and goal linking.</w:t>
+        <w:t xml:space="preserve">Built the Tasks and Goals system, enabling parent task assignment, child progress tracking, and goal linking, working closely with cross-program UI/UX designers. </w:t>
       </w:r>
     </w:p>
     <w:p>
@@ -1574,14 +1624,19 @@
           <w:numId w:val="3"/>
         </w:numPr>
         <w:spacing w:after="57"/>
-      </w:pPr>
-      <w:r>
-        <w:rPr>
-          <w:rFonts w:ascii="Arial" w:eastAsia="Arial" w:hAnsi="Arial"/>
-          <w:sz w:val="20"/>
-          <w:szCs w:val="20"/>
-        </w:rPr>
-        <w:t>Implemented goal completion workflows with pending, approved, and denied status feedback.</w:t>
+        <w:rPr>
+          <w:rFonts w:asciiTheme="majorHAnsi" w:hAnsiTheme="majorHAnsi" w:cstheme="majorHAnsi"/>
+          <w:sz w:val="20"/>
+          <w:szCs w:val="20"/>
+        </w:rPr>
+      </w:pPr>
+      <w:r>
+        <w:rPr>
+          <w:rFonts w:ascii="Arial" w:eastAsia="Arial" w:hAnsi="Arial"/>
+          <w:sz w:val="20"/>
+          <w:szCs w:val="20"/>
+        </w:rPr>
+        <w:t xml:space="preserve">Implemented goal completion request workflows with pending, approved, and denied user feedback. </w:t>
       </w:r>
     </w:p>
     <w:p>
@@ -1604,7 +1659,25 @@
           <w:sz w:val="20"/>
           <w:szCs w:val="20"/>
         </w:rPr>
-        <w:t>Designed and updated MongoDB schemas to support reward distribution, goal balances, and household data integrity.</w:t>
+        <w:t xml:space="preserve">Designed and updated </w:t>
+      </w:r>
+      <w:r>
+        <w:rPr>
+          <w:rFonts w:asciiTheme="majorHAnsi" w:hAnsiTheme="majorHAnsi" w:cstheme="majorHAnsi"/>
+          <w:b/>
+          <w:bCs/>
+          <w:sz w:val="20"/>
+          <w:szCs w:val="20"/>
+        </w:rPr>
+        <w:t xml:space="preserve">MongoDB </w:t>
+      </w:r>
+      <w:r>
+        <w:rPr>
+          <w:rFonts w:asciiTheme="majorHAnsi" w:hAnsiTheme="majorHAnsi" w:cstheme="majorHAnsi"/>
+          <w:sz w:val="20"/>
+          <w:szCs w:val="20"/>
+        </w:rPr>
+        <w:t xml:space="preserve">schemas and queries to support reward distribution, goal balances, and household data integrity. </w:t>
       </w:r>
     </w:p>
     <w:p>
@@ -1627,48 +1700,85 @@
           <w:sz w:val="20"/>
           <w:szCs w:val="20"/>
         </w:rPr>
-        <w:t>Developed full-stack features using Node.js, Express, EJS, and SASS, including routing, authentication, and responsive modal workflows.</w:t>
-      </w:r>
-    </w:p>
-    <w:p>
-      <w:pPr>
-        <w:pStyle w:val="ListeParagraf"/>
-        <w:numPr>
-          <w:ilvl w:val="0"/>
-          <w:numId w:val="3"/>
-        </w:numPr>
-        <w:spacing w:after="57"/>
-        <w:rPr>
-          <w:rFonts w:asciiTheme="majorHAnsi" w:hAnsiTheme="majorHAnsi" w:cstheme="majorHAnsi"/>
-          <w:sz w:val="20"/>
-          <w:szCs w:val="20"/>
-        </w:rPr>
-      </w:pPr>
-      <w:r>
-        <w:rPr>
-          <w:rFonts w:asciiTheme="majorHAnsi" w:hAnsiTheme="majorHAnsi" w:cstheme="majorHAnsi"/>
-          <w:sz w:val="20"/>
-          <w:szCs w:val="20"/>
-        </w:rPr>
-        <w:t>Collaborated closely with cross-program UI/UX designers to align technical implementation with design intent.</w:t>
-      </w:r>
-    </w:p>
-    <w:p>
-      <w:pPr>
-        <w:spacing w:after="57"/>
-        <w:rPr>
-          <w:rFonts w:asciiTheme="majorHAnsi" w:hAnsiTheme="majorHAnsi" w:cstheme="majorHAnsi"/>
-          <w:sz w:val="20"/>
-          <w:szCs w:val="20"/>
-        </w:rPr>
-      </w:pPr>
+        <w:t xml:space="preserve">Developed full-stack features using </w:t>
+      </w:r>
+      <w:r>
+        <w:rPr>
+          <w:rFonts w:asciiTheme="majorHAnsi" w:hAnsiTheme="majorHAnsi" w:cstheme="majorHAnsi"/>
+          <w:b/>
+          <w:bCs/>
+          <w:sz w:val="20"/>
+          <w:szCs w:val="20"/>
+        </w:rPr>
+        <w:t>Node.js</w:t>
+      </w:r>
+      <w:r>
+        <w:rPr>
+          <w:rFonts w:asciiTheme="majorHAnsi" w:hAnsiTheme="majorHAnsi" w:cstheme="majorHAnsi"/>
+          <w:sz w:val="20"/>
+          <w:szCs w:val="20"/>
+        </w:rPr>
+        <w:t xml:space="preserve">, </w:t>
+      </w:r>
+      <w:r>
+        <w:rPr>
+          <w:rFonts w:asciiTheme="majorHAnsi" w:hAnsiTheme="majorHAnsi" w:cstheme="majorHAnsi"/>
+          <w:b/>
+          <w:bCs/>
+          <w:sz w:val="20"/>
+          <w:szCs w:val="20"/>
+        </w:rPr>
+        <w:t>Express</w:t>
+      </w:r>
+      <w:r>
+        <w:rPr>
+          <w:rFonts w:asciiTheme="majorHAnsi" w:hAnsiTheme="majorHAnsi" w:cstheme="majorHAnsi"/>
+          <w:sz w:val="20"/>
+          <w:szCs w:val="20"/>
+        </w:rPr>
+        <w:t xml:space="preserve">, </w:t>
+      </w:r>
+      <w:r>
+        <w:rPr>
+          <w:rFonts w:asciiTheme="majorHAnsi" w:hAnsiTheme="majorHAnsi" w:cstheme="majorHAnsi"/>
+          <w:b/>
+          <w:bCs/>
+          <w:sz w:val="20"/>
+          <w:szCs w:val="20"/>
+        </w:rPr>
+        <w:t>EJS</w:t>
+      </w:r>
+      <w:r>
+        <w:rPr>
+          <w:rFonts w:asciiTheme="majorHAnsi" w:hAnsiTheme="majorHAnsi" w:cstheme="majorHAnsi"/>
+          <w:sz w:val="20"/>
+          <w:szCs w:val="20"/>
+        </w:rPr>
+        <w:t xml:space="preserve">, and </w:t>
+      </w:r>
+      <w:r>
+        <w:rPr>
+          <w:rFonts w:asciiTheme="majorHAnsi" w:hAnsiTheme="majorHAnsi" w:cstheme="majorHAnsi"/>
+          <w:b/>
+          <w:bCs/>
+          <w:sz w:val="20"/>
+          <w:szCs w:val="20"/>
+        </w:rPr>
+        <w:t>SASS</w:t>
+      </w:r>
+      <w:r>
+        <w:rPr>
+          <w:rFonts w:asciiTheme="majorHAnsi" w:hAnsiTheme="majorHAnsi" w:cstheme="majorHAnsi"/>
+          <w:sz w:val="20"/>
+          <w:szCs w:val="20"/>
+        </w:rPr>
+        <w:t xml:space="preserve">, including session-based authentication, routing, and responsive modal workflows. </w:t>
+      </w:r>
     </w:p>
     <w:p>
       <w:pPr>
         <w:pStyle w:val="Normal1"/>
         <w:spacing w:before="113" w:after="159" w:line="252" w:lineRule="auto"/>
-      </w:pPr>
-      <w:r>
         <w:rPr>
           <w:rFonts w:ascii="Arial" w:eastAsia="Arial" w:hAnsi="Arial"/>
           <w:b/>
@@ -1676,7 +1786,55 @@
           <w:sz w:val="28"/>
           <w:szCs w:val="28"/>
         </w:rPr>
-        <w:t>Experience</w:t>
+      </w:pPr>
+    </w:p>
+    <w:p>
+      <w:pPr>
+        <w:pStyle w:val="Normal1"/>
+        <w:spacing w:before="113" w:after="159" w:line="252" w:lineRule="auto"/>
+        <w:rPr>
+          <w:rFonts w:ascii="Arial" w:eastAsia="Arial" w:hAnsi="Arial"/>
+          <w:b/>
+          <w:bCs/>
+          <w:sz w:val="28"/>
+          <w:szCs w:val="28"/>
+        </w:rPr>
+      </w:pPr>
+    </w:p>
+    <w:p>
+      <w:pPr>
+        <w:pStyle w:val="Normal1"/>
+        <w:spacing w:before="113" w:after="159" w:line="252" w:lineRule="auto"/>
+        <w:rPr>
+          <w:rFonts w:ascii="Arial" w:eastAsia="Arial" w:hAnsi="Arial"/>
+          <w:b/>
+          <w:bCs/>
+          <w:sz w:val="28"/>
+          <w:szCs w:val="28"/>
+        </w:rPr>
+      </w:pPr>
+    </w:p>
+    <w:p>
+      <w:pPr>
+        <w:pStyle w:val="Normal1"/>
+        <w:spacing w:before="113" w:after="159" w:line="252" w:lineRule="auto"/>
+        <w:rPr>
+          <w:rFonts w:ascii="Arial" w:eastAsia="Arial" w:hAnsi="Arial"/>
+          <w:b/>
+          <w:bCs/>
+          <w:sz w:val="28"/>
+          <w:szCs w:val="28"/>
+        </w:rPr>
+      </w:pPr>
+      <w:r>
+        <w:rPr>
+          <w:rFonts w:ascii="Arial" w:eastAsia="Arial" w:hAnsi="Arial"/>
+          <w:b/>
+          <w:bCs/>
+          <w:sz w:val="28"/>
+          <w:szCs w:val="28"/>
+        </w:rPr>
+        <w:t>Work Experience</w:t>
       </w:r>
     </w:p>
     <w:p>
@@ -1689,108 +1847,95 @@
           <w:rFonts w:ascii="Arial" w:eastAsia="Arial" w:hAnsi="Arial"/>
           <w:b/>
           <w:bCs/>
-          <w:sz w:val="20"/>
-          <w:szCs w:val="20"/>
-        </w:rPr>
-        <w:t>Warehouse Manager</w:t>
-      </w:r>
-      <w:r>
-        <w:rPr>
-          <w:rFonts w:ascii="Arial" w:eastAsia="Arial" w:hAnsi="Arial"/>
-          <w:b/>
-          <w:bCs/>
-        </w:rPr>
-        <w:t xml:space="preserve"> </w:t>
-      </w:r>
-      <w:r>
-        <w:rPr>
-          <w:rFonts w:ascii="Arial" w:eastAsia="Arial" w:hAnsi="Arial"/>
-          <w:b/>
-          <w:bCs/>
-          <w:sz w:val="20"/>
-          <w:szCs w:val="20"/>
-        </w:rPr>
-        <w:t xml:space="preserve">– </w:t>
-      </w:r>
-      <w:r>
-        <w:rPr>
-          <w:rFonts w:ascii="Arial" w:eastAsia="Arial" w:hAnsi="Arial"/>
-          <w:b/>
-          <w:bCs/>
-          <w:sz w:val="20"/>
-          <w:szCs w:val="20"/>
-        </w:rPr>
-        <w:t>Discount Carpet &amp; Flooring</w:t>
-      </w:r>
-      <w:r>
-        <w:rPr>
-          <w:rFonts w:ascii="Arial" w:eastAsia="Arial" w:hAnsi="Arial"/>
-          <w:b/>
-          <w:bCs/>
-          <w:sz w:val="20"/>
-          <w:szCs w:val="20"/>
-        </w:rPr>
-        <w:t xml:space="preserve"> - </w:t>
-      </w:r>
-      <w:r>
-        <w:rPr>
-          <w:rFonts w:ascii="Arial" w:eastAsia="Arial" w:hAnsi="Arial"/>
-          <w:b/>
-          <w:bCs/>
-          <w:sz w:val="20"/>
-          <w:szCs w:val="20"/>
-        </w:rPr>
-        <w:t>Richmond, BC</w:t>
-      </w:r>
-      <w:r>
-        <w:rPr>
-          <w:rFonts w:ascii="Arial" w:eastAsia="Arial" w:hAnsi="Arial"/>
-          <w:b/>
-          <w:bCs/>
-          <w:sz w:val="20"/>
-          <w:szCs w:val="20"/>
-        </w:rPr>
-        <w:tab/>
-      </w:r>
-      <w:r>
-        <w:rPr>
-          <w:rFonts w:ascii="Arial" w:eastAsia="Arial" w:hAnsi="Arial"/>
-          <w:sz w:val="20"/>
-          <w:szCs w:val="20"/>
-        </w:rPr>
-        <w:tab/>
-      </w:r>
-      <w:r>
-        <w:rPr>
-          <w:rFonts w:ascii="Arial" w:eastAsia="Arial" w:hAnsi="Arial"/>
-          <w:sz w:val="20"/>
-          <w:szCs w:val="20"/>
-        </w:rPr>
-        <w:tab/>
-      </w:r>
-      <w:r>
-        <w:rPr>
-          <w:rFonts w:ascii="Arial" w:eastAsia="Arial" w:hAnsi="Arial"/>
-          <w:sz w:val="20"/>
-          <w:szCs w:val="20"/>
-        </w:rPr>
-        <w:tab/>
-      </w:r>
-      <w:r>
-        <w:rPr>
-          <w:rFonts w:ascii="Arial" w:eastAsia="Arial" w:hAnsi="Arial"/>
-          <w:sz w:val="20"/>
-          <w:szCs w:val="20"/>
-        </w:rPr>
-        <w:t xml:space="preserve">    </w:t>
-      </w:r>
-      <w:r>
-        <w:rPr>
-          <w:rFonts w:ascii="Arial" w:eastAsia="Arial" w:hAnsi="Arial"/>
-          <w:sz w:val="20"/>
-          <w:szCs w:val="20"/>
-        </w:rPr>
-        <w:t>Oct 2022 – Aug 2024</w:t>
+        </w:rPr>
+        <w:t>Full-Stack Developer Intern</w:t>
+      </w:r>
+      <w:r>
+        <w:rPr>
+          <w:rFonts w:ascii="Arial" w:eastAsia="Arial" w:hAnsi="Arial"/>
+          <w:b/>
+          <w:bCs/>
+        </w:rPr>
+        <w:br/>
+      </w:r>
+      <w:r>
+        <w:rPr>
+          <w:rFonts w:ascii="Arial" w:eastAsia="Arial" w:hAnsi="Arial"/>
+          <w:b/>
+          <w:bCs/>
+          <w:sz w:val="20"/>
+          <w:szCs w:val="20"/>
+        </w:rPr>
+        <w:t>Strata Reserve Planning - Vancouver</w:t>
+      </w:r>
+      <w:r>
+        <w:rPr>
+          <w:rFonts w:ascii="Arial" w:eastAsia="Arial" w:hAnsi="Arial"/>
+          <w:b/>
+          <w:bCs/>
+          <w:sz w:val="20"/>
+          <w:szCs w:val="20"/>
+        </w:rPr>
+        <w:t>, BC</w:t>
+      </w:r>
+      <w:r>
+        <w:rPr>
+          <w:rFonts w:ascii="Arial" w:eastAsia="Arial" w:hAnsi="Arial"/>
+          <w:b/>
+          <w:bCs/>
+          <w:sz w:val="20"/>
+          <w:szCs w:val="20"/>
+        </w:rPr>
+        <w:tab/>
+      </w:r>
+      <w:r>
+        <w:rPr>
+          <w:rFonts w:ascii="Arial" w:eastAsia="Arial" w:hAnsi="Arial"/>
+          <w:sz w:val="20"/>
+          <w:szCs w:val="20"/>
+        </w:rPr>
+        <w:tab/>
+      </w:r>
+      <w:r>
+        <w:rPr>
+          <w:rFonts w:ascii="Arial" w:eastAsia="Arial" w:hAnsi="Arial"/>
+          <w:sz w:val="20"/>
+          <w:szCs w:val="20"/>
+        </w:rPr>
+        <w:tab/>
+      </w:r>
+      <w:r>
+        <w:rPr>
+          <w:rFonts w:ascii="Arial" w:eastAsia="Arial" w:hAnsi="Arial"/>
+          <w:sz w:val="20"/>
+          <w:szCs w:val="20"/>
+        </w:rPr>
+        <w:tab/>
+      </w:r>
+      <w:r>
+        <w:rPr>
+          <w:rFonts w:ascii="Arial" w:eastAsia="Arial" w:hAnsi="Arial"/>
+          <w:sz w:val="20"/>
+          <w:szCs w:val="20"/>
+        </w:rPr>
+        <w:tab/>
+      </w:r>
+      <w:r>
+        <w:rPr>
+          <w:rFonts w:ascii="Arial" w:eastAsia="Arial" w:hAnsi="Arial"/>
+          <w:sz w:val="20"/>
+          <w:szCs w:val="20"/>
+        </w:rPr>
+        <w:tab/>
+      </w:r>
+      <w:r>
+        <w:rPr>
+          <w:rFonts w:ascii="Arial" w:eastAsia="Arial" w:hAnsi="Arial"/>
+          <w:sz w:val="20"/>
+          <w:szCs w:val="20"/>
+        </w:rPr>
+        <w:tab/>
+        <w:t>Jan 2026 – Present</w:t>
       </w:r>
     </w:p>
     <w:p>
@@ -1802,14 +1947,20 @@
         </w:numPr>
         <w:spacing w:after="57"/>
         <w:contextualSpacing w:val="0"/>
-      </w:pPr>
-      <w:r>
-        <w:rPr>
-          <w:rFonts w:ascii="Arial" w:eastAsia="Arial" w:hAnsi="Arial"/>
-          <w:sz w:val="20"/>
-          <w:szCs w:val="20"/>
-        </w:rPr>
-        <w:t>Independently managed daily warehouse operations including inventory tracking, order preparation, and workflow coordination.</w:t>
+        <w:rPr>
+          <w:rFonts w:asciiTheme="majorHAnsi" w:hAnsiTheme="majorHAnsi" w:cstheme="majorHAnsi"/>
+          <w:sz w:val="20"/>
+          <w:szCs w:val="20"/>
+        </w:rPr>
+      </w:pPr>
+      <w:r>
+        <w:rPr>
+          <w:rFonts w:ascii="Arial" w:eastAsia="Arial" w:hAnsi="Arial"/>
+          <w:sz w:val="20"/>
+          <w:szCs w:val="20"/>
+          <w:lang w:val="en-CA"/>
+        </w:rPr>
+        <w:t>Built a role-based web portal for strata reserve planning supporting 4 user types (Admin, Assistant, Inspector, Client).</w:t>
       </w:r>
     </w:p>
     <w:p>
@@ -1821,14 +1972,20 @@
         </w:numPr>
         <w:spacing w:after="57"/>
         <w:contextualSpacing w:val="0"/>
-      </w:pPr>
-      <w:r>
-        <w:rPr>
-          <w:rFonts w:ascii="Arial" w:eastAsia="Arial" w:hAnsi="Arial"/>
-          <w:sz w:val="20"/>
-          <w:szCs w:val="20"/>
-        </w:rPr>
-        <w:t>Took full ownership of order accuracy, product handling, and timely customer deliveries.</w:t>
+        <w:rPr>
+          <w:rFonts w:asciiTheme="majorHAnsi" w:hAnsiTheme="majorHAnsi" w:cstheme="majorHAnsi"/>
+          <w:sz w:val="20"/>
+          <w:szCs w:val="20"/>
+        </w:rPr>
+      </w:pPr>
+      <w:r>
+        <w:rPr>
+          <w:rFonts w:ascii="Arial" w:eastAsia="Arial" w:hAnsi="Arial"/>
+          <w:sz w:val="20"/>
+          <w:szCs w:val="20"/>
+          <w:lang w:val="en-CA"/>
+        </w:rPr>
+        <w:t>Designed user flows and core UI for intake, documents, reviews, and scheduling.</w:t>
       </w:r>
     </w:p>
     <w:p>
@@ -1851,8 +2008,9 @@
           <w:rFonts w:asciiTheme="majorHAnsi" w:hAnsiTheme="majorHAnsi" w:cstheme="majorHAnsi"/>
           <w:sz w:val="20"/>
           <w:szCs w:val="20"/>
-        </w:rPr>
-        <w:t>Operated forklift to safely load, unload, and organize materials.</w:t>
+          <w:lang w:val="en-CA"/>
+        </w:rPr>
+        <w:t>Developed frontend using React and TypeScript with reusable components and role-based navigation.</w:t>
       </w:r>
     </w:p>
     <w:p>
@@ -1875,8 +2033,9 @@
           <w:rFonts w:asciiTheme="majorHAnsi" w:hAnsiTheme="majorHAnsi" w:cstheme="majorHAnsi"/>
           <w:sz w:val="20"/>
           <w:szCs w:val="20"/>
-        </w:rPr>
-        <w:t>Planned and prioritized tasks to meet operational deadlines in a fast-paced environment.</w:t>
+          <w:lang w:val="en-CA"/>
+        </w:rPr>
+        <w:t>Implemented scheduling features and workflow-based page access control.</w:t>
       </w:r>
     </w:p>
     <w:p>
@@ -1899,67 +2058,48 @@
           <w:rFonts w:asciiTheme="majorHAnsi" w:hAnsiTheme="majorHAnsi" w:cstheme="majorHAnsi"/>
           <w:sz w:val="20"/>
           <w:szCs w:val="20"/>
-        </w:rPr>
-        <w:t>Solved logistical and operational problems efficiently while maintaining a safe and organized workspace.</w:t>
-      </w:r>
+          <w:lang w:val="en-CA"/>
+        </w:rPr>
+        <w:t>Contributed to backend using Hono, Prisma, and PostgreSQL (Supabase), including document handling with Dropbox.</w:t>
+      </w:r>
+    </w:p>
+    <w:p>
+      <w:pPr>
+        <w:pStyle w:val="Normal1"/>
+        <w:spacing w:before="113" w:after="159" w:line="252" w:lineRule="auto"/>
+      </w:pPr>
     </w:p>
     <w:p>
       <w:pPr>
         <w:pStyle w:val="Normal1"/>
         <w:spacing w:line="252" w:lineRule="auto"/>
-        <w:rPr>
-          <w:rFonts w:ascii="Arial" w:eastAsia="Arial" w:hAnsi="Arial"/>
-          <w:b/>
-          <w:bCs/>
-        </w:rPr>
-      </w:pPr>
-    </w:p>
-    <w:p>
-      <w:pPr>
-        <w:pStyle w:val="Normal1"/>
-        <w:spacing w:line="252" w:lineRule="auto"/>
-        <w:rPr>
-          <w:rFonts w:ascii="Arial" w:eastAsia="Arial" w:hAnsi="Arial"/>
-          <w:b/>
-          <w:bCs/>
-        </w:rPr>
-      </w:pPr>
-    </w:p>
-    <w:p>
-      <w:pPr>
-        <w:pStyle w:val="Normal1"/>
-        <w:spacing w:line="252" w:lineRule="auto"/>
-      </w:pPr>
-      <w:r>
-        <w:rPr>
-          <w:rFonts w:ascii="Arial" w:eastAsia="Arial" w:hAnsi="Arial"/>
-          <w:b/>
-          <w:bCs/>
-          <w:sz w:val="20"/>
-          <w:szCs w:val="20"/>
+      </w:pPr>
+      <w:r>
+        <w:rPr>
+          <w:rFonts w:ascii="Arial" w:eastAsia="Arial" w:hAnsi="Arial"/>
+          <w:b/>
+          <w:bCs/>
         </w:rPr>
         <w:lastRenderedPageBreak/>
-        <w:t>Lifeguard</w:t>
-      </w:r>
-      <w:r>
-        <w:rPr>
-          <w:rFonts w:ascii="Arial" w:eastAsia="Arial" w:hAnsi="Arial"/>
-          <w:b/>
-          <w:bCs/>
-          <w:sz w:val="20"/>
-          <w:szCs w:val="20"/>
-        </w:rPr>
-        <w:t xml:space="preserve"> – </w:t>
-      </w:r>
-      <w:r>
-        <w:rPr>
-          <w:rFonts w:ascii="Arial" w:eastAsia="Arial" w:hAnsi="Arial"/>
-          <w:b/>
-          <w:bCs/>
-          <w:sz w:val="20"/>
-          <w:szCs w:val="20"/>
-        </w:rPr>
-        <w:t>Kalahari Resorts &amp; Conventions</w:t>
+        <w:t>Warehouse Manager</w:t>
+      </w:r>
+      <w:r>
+        <w:rPr>
+          <w:rFonts w:ascii="Arial" w:eastAsia="Arial" w:hAnsi="Arial"/>
+          <w:b/>
+          <w:bCs/>
+        </w:rPr>
+        <w:br/>
+      </w:r>
+      <w:r>
+        <w:rPr>
+          <w:rFonts w:ascii="Arial" w:eastAsia="Arial" w:hAnsi="Arial"/>
+          <w:b/>
+          <w:bCs/>
+          <w:sz w:val="20"/>
+          <w:szCs w:val="20"/>
+        </w:rPr>
+        <w:t>Discount Carpet &amp; Flooring</w:t>
       </w:r>
       <w:r>
         <w:rPr>
@@ -1979,57 +2119,66 @@
           <w:sz w:val="20"/>
           <w:szCs w:val="20"/>
         </w:rPr>
-        <w:t>Baraboo, WI, USA</w:t>
-      </w:r>
-      <w:r>
-        <w:rPr>
-          <w:rFonts w:ascii="Arial" w:eastAsia="Arial" w:hAnsi="Arial"/>
-          <w:b/>
-          <w:bCs/>
-          <w:sz w:val="20"/>
-          <w:szCs w:val="20"/>
-        </w:rPr>
-        <w:tab/>
-      </w:r>
-      <w:r>
-        <w:rPr>
-          <w:rFonts w:ascii="Arial" w:eastAsia="Arial" w:hAnsi="Arial"/>
-          <w:sz w:val="20"/>
-          <w:szCs w:val="20"/>
-        </w:rPr>
-        <w:tab/>
-      </w:r>
-      <w:r>
-        <w:rPr>
-          <w:rFonts w:ascii="Arial" w:eastAsia="Arial" w:hAnsi="Arial"/>
-          <w:sz w:val="20"/>
-          <w:szCs w:val="20"/>
-        </w:rPr>
-        <w:tab/>
-      </w:r>
-      <w:r>
-        <w:rPr>
-          <w:rFonts w:ascii="Arial" w:eastAsia="Arial" w:hAnsi="Arial"/>
-          <w:sz w:val="20"/>
-          <w:szCs w:val="20"/>
-        </w:rPr>
-        <w:tab/>
-      </w:r>
-      <w:r>
-        <w:rPr>
-          <w:rFonts w:ascii="Arial" w:eastAsia="Arial" w:hAnsi="Arial"/>
-          <w:sz w:val="20"/>
-          <w:szCs w:val="20"/>
-        </w:rPr>
-        <w:t xml:space="preserve">    </w:t>
-      </w:r>
-      <w:r>
-        <w:rPr>
-          <w:rFonts w:ascii="Arial" w:eastAsia="Arial" w:hAnsi="Arial"/>
-          <w:sz w:val="20"/>
-          <w:szCs w:val="20"/>
-        </w:rPr>
-        <w:t>Jun 2022 – Sep 2022</w:t>
+        <w:t>Richmond, BC</w:t>
+      </w:r>
+      <w:r>
+        <w:rPr>
+          <w:rFonts w:ascii="Arial" w:eastAsia="Arial" w:hAnsi="Arial"/>
+          <w:b/>
+          <w:bCs/>
+          <w:sz w:val="20"/>
+          <w:szCs w:val="20"/>
+        </w:rPr>
+        <w:tab/>
+      </w:r>
+      <w:r>
+        <w:rPr>
+          <w:rFonts w:ascii="Arial" w:eastAsia="Arial" w:hAnsi="Arial"/>
+          <w:sz w:val="20"/>
+          <w:szCs w:val="20"/>
+        </w:rPr>
+        <w:tab/>
+      </w:r>
+      <w:r>
+        <w:rPr>
+          <w:rFonts w:ascii="Arial" w:eastAsia="Arial" w:hAnsi="Arial"/>
+          <w:sz w:val="20"/>
+          <w:szCs w:val="20"/>
+        </w:rPr>
+        <w:tab/>
+      </w:r>
+      <w:r>
+        <w:rPr>
+          <w:rFonts w:ascii="Arial" w:eastAsia="Arial" w:hAnsi="Arial"/>
+          <w:sz w:val="20"/>
+          <w:szCs w:val="20"/>
+        </w:rPr>
+        <w:tab/>
+      </w:r>
+      <w:r>
+        <w:rPr>
+          <w:rFonts w:ascii="Arial" w:eastAsia="Arial" w:hAnsi="Arial"/>
+          <w:sz w:val="20"/>
+          <w:szCs w:val="20"/>
+        </w:rPr>
+        <w:tab/>
+      </w:r>
+      <w:r>
+        <w:rPr>
+          <w:rFonts w:ascii="Arial" w:eastAsia="Arial" w:hAnsi="Arial"/>
+          <w:sz w:val="20"/>
+          <w:szCs w:val="20"/>
+        </w:rPr>
+        <w:tab/>
+      </w:r>
+      <w:r>
+        <w:rPr>
+          <w:rFonts w:ascii="Arial" w:eastAsia="Arial" w:hAnsi="Arial"/>
+          <w:sz w:val="20"/>
+          <w:szCs w:val="20"/>
+        </w:rPr>
+        <w:tab/>
+        <w:t>Oct 2022 – Aug 2024</w:t>
       </w:r>
     </w:p>
     <w:p>
@@ -2041,14 +2190,20 @@
         </w:numPr>
         <w:spacing w:after="57"/>
         <w:contextualSpacing w:val="0"/>
-      </w:pPr>
-      <w:r>
-        <w:rPr>
-          <w:rFonts w:ascii="Arial" w:eastAsia="Arial" w:hAnsi="Arial"/>
-          <w:sz w:val="20"/>
-          <w:szCs w:val="20"/>
-        </w:rPr>
-        <w:t>Monitored indoor and outdoor water park areas to ensure guest safety.</w:t>
+        <w:rPr>
+          <w:rFonts w:asciiTheme="majorHAnsi" w:hAnsiTheme="majorHAnsi" w:cstheme="majorHAnsi"/>
+          <w:sz w:val="20"/>
+          <w:szCs w:val="20"/>
+        </w:rPr>
+      </w:pPr>
+      <w:r>
+        <w:rPr>
+          <w:rFonts w:ascii="Arial" w:eastAsia="Arial" w:hAnsi="Arial"/>
+          <w:sz w:val="20"/>
+          <w:szCs w:val="20"/>
+          <w:lang w:val="en-CA"/>
+        </w:rPr>
+        <w:t>Managed daily warehouse operations, including inventory, order preparation, and workflow coordination.</w:t>
       </w:r>
     </w:p>
     <w:p>
@@ -2060,14 +2215,20 @@
         </w:numPr>
         <w:spacing w:after="57"/>
         <w:contextualSpacing w:val="0"/>
-      </w:pPr>
-      <w:r>
-        <w:rPr>
-          <w:rFonts w:ascii="Arial" w:eastAsia="Arial" w:hAnsi="Arial"/>
-          <w:sz w:val="20"/>
-          <w:szCs w:val="20"/>
-        </w:rPr>
-        <w:t>Responded quickly to emergencies and made accurate decisions under pressure.</w:t>
+        <w:rPr>
+          <w:rFonts w:asciiTheme="majorHAnsi" w:hAnsiTheme="majorHAnsi" w:cstheme="majorHAnsi"/>
+          <w:sz w:val="20"/>
+          <w:szCs w:val="20"/>
+        </w:rPr>
+      </w:pPr>
+      <w:r>
+        <w:rPr>
+          <w:rFonts w:ascii="Arial" w:eastAsia="Arial" w:hAnsi="Arial"/>
+          <w:sz w:val="20"/>
+          <w:szCs w:val="20"/>
+          <w:lang w:val="en-CA"/>
+        </w:rPr>
+        <w:t>Ensured order accuracy, product handling, and timely deliveries.</w:t>
       </w:r>
     </w:p>
     <w:p>
@@ -2090,8 +2251,9 @@
           <w:rFonts w:asciiTheme="majorHAnsi" w:hAnsiTheme="majorHAnsi" w:cstheme="majorHAnsi"/>
           <w:sz w:val="20"/>
           <w:szCs w:val="20"/>
-        </w:rPr>
-        <w:t>Maintained constant awareness of multiple risk factors simultaneously.</w:t>
+          <w:lang w:val="en-CA"/>
+        </w:rPr>
+        <w:t>Operated forklift and maintained a safe, organized workspace.</w:t>
       </w:r>
     </w:p>
     <w:p>
@@ -2114,11 +2276,105 @@
           <w:rFonts w:asciiTheme="majorHAnsi" w:hAnsiTheme="majorHAnsi" w:cstheme="majorHAnsi"/>
           <w:sz w:val="20"/>
           <w:szCs w:val="20"/>
-        </w:rPr>
-        <w:t>Communicated clearly with guests and team members to enforce safety rules.</w:t>
-      </w:r>
-      <w:r>
-        <w:t xml:space="preserve"> </w:t>
+          <w:lang w:val="en-CA"/>
+        </w:rPr>
+        <w:t>Solved logistical issues and prioritized tasks in a fast-paced environment.</w:t>
+      </w:r>
+    </w:p>
+    <w:p>
+      <w:pPr>
+        <w:pStyle w:val="Normal1"/>
+        <w:spacing w:line="252" w:lineRule="auto"/>
+      </w:pPr>
+      <w:r>
+        <w:rPr>
+          <w:rFonts w:ascii="Arial" w:eastAsia="Arial" w:hAnsi="Arial"/>
+          <w:b/>
+          <w:bCs/>
+        </w:rPr>
+        <w:t>Lifeguard</w:t>
+      </w:r>
+      <w:r>
+        <w:rPr>
+          <w:rFonts w:ascii="Arial" w:eastAsia="Arial" w:hAnsi="Arial"/>
+          <w:b/>
+          <w:bCs/>
+          <w:sz w:val="20"/>
+          <w:szCs w:val="20"/>
+        </w:rPr>
+        <w:br/>
+        <w:t>Kalahari Resorts &amp; Conventions</w:t>
+      </w:r>
+      <w:r>
+        <w:rPr>
+          <w:rFonts w:ascii="Arial" w:eastAsia="Arial" w:hAnsi="Arial"/>
+          <w:b/>
+          <w:bCs/>
+          <w:sz w:val="20"/>
+          <w:szCs w:val="20"/>
+        </w:rPr>
+        <w:t xml:space="preserve"> - </w:t>
+      </w:r>
+      <w:r>
+        <w:rPr>
+          <w:rFonts w:ascii="Arial" w:eastAsia="Arial" w:hAnsi="Arial"/>
+          <w:b/>
+          <w:bCs/>
+          <w:sz w:val="20"/>
+          <w:szCs w:val="20"/>
+        </w:rPr>
+        <w:t>Baraboo, WI, USA</w:t>
+      </w:r>
+      <w:r>
+        <w:rPr>
+          <w:rFonts w:ascii="Arial" w:eastAsia="Arial" w:hAnsi="Arial"/>
+          <w:b/>
+          <w:bCs/>
+          <w:sz w:val="20"/>
+          <w:szCs w:val="20"/>
+        </w:rPr>
+        <w:tab/>
+      </w:r>
+      <w:r>
+        <w:rPr>
+          <w:rFonts w:ascii="Arial" w:eastAsia="Arial" w:hAnsi="Arial"/>
+          <w:sz w:val="20"/>
+          <w:szCs w:val="20"/>
+        </w:rPr>
+        <w:tab/>
+      </w:r>
+      <w:r>
+        <w:rPr>
+          <w:rFonts w:ascii="Arial" w:eastAsia="Arial" w:hAnsi="Arial"/>
+          <w:sz w:val="20"/>
+          <w:szCs w:val="20"/>
+        </w:rPr>
+        <w:tab/>
+      </w:r>
+      <w:r>
+        <w:rPr>
+          <w:rFonts w:ascii="Arial" w:eastAsia="Arial" w:hAnsi="Arial"/>
+          <w:sz w:val="20"/>
+          <w:szCs w:val="20"/>
+        </w:rPr>
+        <w:tab/>
+      </w:r>
+      <w:r>
+        <w:rPr>
+          <w:rFonts w:ascii="Arial" w:eastAsia="Arial" w:hAnsi="Arial"/>
+          <w:sz w:val="20"/>
+          <w:szCs w:val="20"/>
+        </w:rPr>
+        <w:tab/>
+      </w:r>
+      <w:r>
+        <w:rPr>
+          <w:rFonts w:ascii="Arial" w:eastAsia="Arial" w:hAnsi="Arial"/>
+          <w:sz w:val="20"/>
+          <w:szCs w:val="20"/>
+        </w:rPr>
+        <w:tab/>
+        <w:t>Jun 2022 – Sep 2022</w:t>
       </w:r>
     </w:p>
     <w:p>
@@ -2137,127 +2393,13 @@
         </w:rPr>
       </w:pPr>
       <w:r>
-        <w:t>F</w:t>
-      </w:r>
-      <w:r>
-        <w:rPr>
-          <w:rFonts w:asciiTheme="majorHAnsi" w:hAnsiTheme="majorHAnsi" w:cstheme="majorHAnsi"/>
-          <w:sz w:val="20"/>
-          <w:szCs w:val="20"/>
-        </w:rPr>
-        <w:t>ollowed strict safety protocols consistently in high-responsibility environments.</w:t>
-      </w:r>
-    </w:p>
-    <w:p>
-      <w:pPr>
-        <w:pStyle w:val="Normal1"/>
-        <w:spacing w:before="113" w:after="159" w:line="252" w:lineRule="auto"/>
-      </w:pPr>
-      <w:r>
-        <w:rPr>
-          <w:rFonts w:ascii="Arial" w:eastAsia="Arial" w:hAnsi="Arial"/>
-          <w:b/>
-          <w:bCs/>
-          <w:sz w:val="26"/>
-          <w:szCs w:val="26"/>
-        </w:rPr>
-        <w:t>Education</w:t>
-      </w:r>
-    </w:p>
-    <w:p>
-      <w:pPr>
-        <w:pStyle w:val="Normal1"/>
-        <w:spacing w:line="252" w:lineRule="auto"/>
-      </w:pPr>
-      <w:r>
-        <w:rPr>
-          <w:rFonts w:ascii="Arial" w:eastAsia="Arial" w:hAnsi="Arial"/>
-          <w:b/>
-          <w:bCs/>
-          <w:sz w:val="20"/>
-          <w:szCs w:val="20"/>
-        </w:rPr>
-        <w:t xml:space="preserve">Diploma </w:t>
-      </w:r>
-      <w:r>
-        <w:rPr>
-          <w:rFonts w:ascii="Arial" w:eastAsia="Arial" w:hAnsi="Arial"/>
-          <w:b/>
-          <w:bCs/>
-          <w:sz w:val="20"/>
-          <w:szCs w:val="20"/>
-        </w:rPr>
-        <w:t>–</w:t>
-      </w:r>
-      <w:r>
-        <w:rPr>
-          <w:rFonts w:ascii="Arial" w:eastAsia="Arial" w:hAnsi="Arial"/>
-          <w:b/>
-          <w:bCs/>
-          <w:sz w:val="20"/>
-          <w:szCs w:val="20"/>
-        </w:rPr>
-        <w:t xml:space="preserve"> Full-Stack Web Development</w:t>
-      </w:r>
-      <w:r>
-        <w:rPr>
-          <w:rFonts w:ascii="Arial" w:eastAsia="Arial" w:hAnsi="Arial"/>
-          <w:b/>
-          <w:bCs/>
-          <w:sz w:val="20"/>
-          <w:szCs w:val="20"/>
-        </w:rPr>
-        <w:br/>
-        <w:t>British Columbia Institute of Technology (BCIT)</w:t>
-      </w:r>
-      <w:r>
-        <w:rPr>
-          <w:rFonts w:ascii="Arial" w:eastAsia="Arial" w:hAnsi="Arial"/>
-          <w:sz w:val="20"/>
-          <w:szCs w:val="20"/>
-        </w:rPr>
-        <w:tab/>
-      </w:r>
-      <w:r>
-        <w:rPr>
-          <w:rFonts w:ascii="Arial" w:eastAsia="Arial" w:hAnsi="Arial"/>
-          <w:sz w:val="20"/>
-          <w:szCs w:val="20"/>
-        </w:rPr>
-        <w:tab/>
-      </w:r>
-      <w:r>
-        <w:rPr>
-          <w:rFonts w:ascii="Arial" w:eastAsia="Arial" w:hAnsi="Arial"/>
-          <w:sz w:val="20"/>
-          <w:szCs w:val="20"/>
-        </w:rPr>
-        <w:tab/>
-      </w:r>
-      <w:r>
-        <w:rPr>
-          <w:rFonts w:ascii="Arial" w:eastAsia="Arial" w:hAnsi="Arial"/>
-          <w:sz w:val="20"/>
-          <w:szCs w:val="20"/>
-        </w:rPr>
-        <w:tab/>
-      </w:r>
-      <w:r>
-        <w:rPr>
-          <w:rFonts w:ascii="Arial" w:eastAsia="Arial" w:hAnsi="Arial"/>
-          <w:sz w:val="20"/>
-          <w:szCs w:val="20"/>
-        </w:rPr>
-        <w:tab/>
-      </w:r>
-      <w:r>
-        <w:rPr>
-          <w:rFonts w:ascii="Arial" w:eastAsia="Arial" w:hAnsi="Arial"/>
-          <w:sz w:val="20"/>
-          <w:szCs w:val="20"/>
-        </w:rPr>
-        <w:tab/>
-        <w:t>Sep 2024 – May 2026</w:t>
+        <w:rPr>
+          <w:rFonts w:ascii="Arial" w:eastAsia="Arial" w:hAnsi="Arial"/>
+          <w:sz w:val="20"/>
+          <w:szCs w:val="20"/>
+          <w:lang w:val="en-CA"/>
+        </w:rPr>
+        <w:t>Monitored indoor and outdoor water park areas to ensure guest safety.</w:t>
       </w:r>
     </w:p>
     <w:p>
@@ -2265,36 +2407,203 @@
         <w:pStyle w:val="ListeParagraf"/>
         <w:numPr>
           <w:ilvl w:val="0"/>
-          <w:numId w:val="5"/>
+          <w:numId w:val="3"/>
         </w:numPr>
-        <w:spacing w:line="252" w:lineRule="auto"/>
-        <w:rPr>
-          <w:rFonts w:asciiTheme="majorHAnsi" w:hAnsiTheme="majorHAnsi" w:cstheme="majorHAnsi"/>
-          <w:sz w:val="20"/>
-          <w:szCs w:val="20"/>
-        </w:rPr>
-      </w:pPr>
-      <w:r>
-        <w:rPr>
-          <w:rFonts w:asciiTheme="majorHAnsi" w:hAnsiTheme="majorHAnsi" w:cstheme="majorHAnsi"/>
-          <w:sz w:val="20"/>
-          <w:szCs w:val="20"/>
-        </w:rPr>
-        <w:t>Coursework focused on full-stack development, modern web frameworks, databases, and software engineering practices.</w:t>
+        <w:spacing w:after="57"/>
+        <w:contextualSpacing w:val="0"/>
+        <w:rPr>
+          <w:rFonts w:asciiTheme="majorHAnsi" w:hAnsiTheme="majorHAnsi" w:cstheme="majorHAnsi"/>
+          <w:sz w:val="20"/>
+          <w:szCs w:val="20"/>
+        </w:rPr>
+      </w:pPr>
+      <w:r>
+        <w:rPr>
+          <w:rFonts w:ascii="Arial" w:eastAsia="Arial" w:hAnsi="Arial"/>
+          <w:sz w:val="20"/>
+          <w:szCs w:val="20"/>
+          <w:lang w:val="en-CA"/>
+        </w:rPr>
+        <w:t>Responded quickly to emergencies and performed multiple water rescues (13 guests assisted).</w:t>
+      </w:r>
+    </w:p>
+    <w:p>
+      <w:pPr>
+        <w:pStyle w:val="ListeParagraf"/>
+        <w:numPr>
+          <w:ilvl w:val="0"/>
+          <w:numId w:val="3"/>
+        </w:numPr>
+        <w:spacing w:after="57"/>
+        <w:contextualSpacing w:val="0"/>
+        <w:rPr>
+          <w:rFonts w:asciiTheme="majorHAnsi" w:hAnsiTheme="majorHAnsi" w:cstheme="majorHAnsi"/>
+          <w:sz w:val="20"/>
+          <w:szCs w:val="20"/>
+        </w:rPr>
+      </w:pPr>
+      <w:r>
+        <w:rPr>
+          <w:rFonts w:asciiTheme="majorHAnsi" w:hAnsiTheme="majorHAnsi" w:cstheme="majorHAnsi"/>
+          <w:sz w:val="20"/>
+          <w:szCs w:val="20"/>
+          <w:lang w:val="en-CA"/>
+        </w:rPr>
+        <w:t>Monitored multiple risk factors simultaneously and acted immediately to prevent incidents.</w:t>
+      </w:r>
+    </w:p>
+    <w:p>
+      <w:pPr>
+        <w:pStyle w:val="ListeParagraf"/>
+        <w:numPr>
+          <w:ilvl w:val="0"/>
+          <w:numId w:val="3"/>
+        </w:numPr>
+        <w:spacing w:after="57"/>
+        <w:contextualSpacing w:val="0"/>
+        <w:rPr>
+          <w:rFonts w:asciiTheme="majorHAnsi" w:hAnsiTheme="majorHAnsi" w:cstheme="majorHAnsi"/>
+          <w:sz w:val="20"/>
+          <w:szCs w:val="20"/>
+        </w:rPr>
+      </w:pPr>
+      <w:r>
+        <w:rPr>
+          <w:rFonts w:asciiTheme="majorHAnsi" w:hAnsiTheme="majorHAnsi" w:cstheme="majorHAnsi"/>
+          <w:sz w:val="20"/>
+          <w:szCs w:val="20"/>
+        </w:rPr>
+        <w:t>American Red Cross Lifeguard Certified</w:t>
+      </w:r>
+      <w:r>
+        <w:rPr>
+          <w:rFonts w:asciiTheme="majorHAnsi" w:hAnsiTheme="majorHAnsi" w:cstheme="majorHAnsi"/>
+          <w:sz w:val="20"/>
+          <w:szCs w:val="20"/>
+        </w:rPr>
+        <w:t>.</w:t>
+      </w:r>
+    </w:p>
+    <w:p>
+      <w:pPr>
+        <w:pStyle w:val="Normal1"/>
+        <w:spacing w:before="113" w:after="159" w:line="252" w:lineRule="auto"/>
+        <w:rPr>
+          <w:rFonts w:ascii="Arial" w:eastAsia="Arial" w:hAnsi="Arial"/>
+          <w:b/>
+          <w:bCs/>
+          <w:sz w:val="26"/>
+          <w:szCs w:val="26"/>
+        </w:rPr>
+      </w:pPr>
+    </w:p>
+    <w:p>
+      <w:pPr>
+        <w:pStyle w:val="Normal1"/>
+        <w:spacing w:before="113" w:after="159" w:line="252" w:lineRule="auto"/>
+      </w:pPr>
+      <w:r>
+        <w:rPr>
+          <w:rFonts w:ascii="Arial" w:eastAsia="Arial" w:hAnsi="Arial"/>
+          <w:b/>
+          <w:bCs/>
+          <w:sz w:val="26"/>
+          <w:szCs w:val="26"/>
+        </w:rPr>
+        <w:t>Education</w:t>
       </w:r>
     </w:p>
     <w:p>
       <w:pPr>
         <w:pStyle w:val="Normal1"/>
         <w:spacing w:line="252" w:lineRule="auto"/>
-        <w:rPr>
-          <w:rFonts w:ascii="Arial" w:eastAsia="Arial" w:hAnsi="Arial"/>
-          <w:b/>
-          <w:bCs/>
-          <w:sz w:val="20"/>
-          <w:szCs w:val="20"/>
-        </w:rPr>
-      </w:pPr>
+      </w:pPr>
+      <w:r>
+        <w:rPr>
+          <w:rFonts w:ascii="Arial" w:eastAsia="Arial" w:hAnsi="Arial"/>
+          <w:b/>
+          <w:bCs/>
+          <w:sz w:val="20"/>
+          <w:szCs w:val="20"/>
+        </w:rPr>
+        <w:t>Diploma / Full-Stack Web Development</w:t>
+      </w:r>
+      <w:r>
+        <w:rPr>
+          <w:rFonts w:ascii="Arial" w:eastAsia="Arial" w:hAnsi="Arial"/>
+          <w:b/>
+          <w:bCs/>
+          <w:sz w:val="20"/>
+          <w:szCs w:val="20"/>
+        </w:rPr>
+        <w:br/>
+        <w:t>British Columbia Institute of Technology (BCIT)</w:t>
+      </w:r>
+      <w:r>
+        <w:rPr>
+          <w:rFonts w:ascii="Arial" w:eastAsia="Arial" w:hAnsi="Arial"/>
+          <w:sz w:val="20"/>
+          <w:szCs w:val="20"/>
+        </w:rPr>
+        <w:tab/>
+      </w:r>
+      <w:r>
+        <w:rPr>
+          <w:rFonts w:ascii="Arial" w:eastAsia="Arial" w:hAnsi="Arial"/>
+          <w:sz w:val="20"/>
+          <w:szCs w:val="20"/>
+        </w:rPr>
+        <w:tab/>
+      </w:r>
+      <w:r>
+        <w:rPr>
+          <w:rFonts w:ascii="Arial" w:eastAsia="Arial" w:hAnsi="Arial"/>
+          <w:sz w:val="20"/>
+          <w:szCs w:val="20"/>
+        </w:rPr>
+        <w:tab/>
+      </w:r>
+      <w:r>
+        <w:rPr>
+          <w:rFonts w:ascii="Arial" w:eastAsia="Arial" w:hAnsi="Arial"/>
+          <w:sz w:val="20"/>
+          <w:szCs w:val="20"/>
+        </w:rPr>
+        <w:tab/>
+      </w:r>
+      <w:r>
+        <w:rPr>
+          <w:rFonts w:ascii="Arial" w:eastAsia="Arial" w:hAnsi="Arial"/>
+          <w:sz w:val="20"/>
+          <w:szCs w:val="20"/>
+        </w:rPr>
+        <w:tab/>
+      </w:r>
+      <w:r>
+        <w:rPr>
+          <w:rFonts w:ascii="Arial" w:eastAsia="Arial" w:hAnsi="Arial"/>
+          <w:sz w:val="20"/>
+          <w:szCs w:val="20"/>
+        </w:rPr>
+        <w:tab/>
+        <w:t xml:space="preserve">Sep 2024 – </w:t>
+      </w:r>
+      <w:r>
+        <w:rPr>
+          <w:rFonts w:ascii="Arial" w:eastAsia="Arial" w:hAnsi="Arial"/>
+          <w:sz w:val="20"/>
+          <w:szCs w:val="20"/>
+        </w:rPr>
+        <w:t>April</w:t>
+      </w:r>
+      <w:r>
+        <w:rPr>
+          <w:rFonts w:ascii="Arial" w:eastAsia="Arial" w:hAnsi="Arial"/>
+          <w:sz w:val="20"/>
+          <w:szCs w:val="20"/>
+        </w:rPr>
+        <w:t xml:space="preserve"> 2026</w:t>
+      </w:r>
     </w:p>
     <w:p>
       <w:pPr>
@@ -2309,27 +2618,7 @@
           <w:sz w:val="20"/>
           <w:szCs w:val="20"/>
         </w:rPr>
-        <w:t xml:space="preserve">Bachelor </w:t>
-      </w:r>
-      <w:r>
-        <w:rPr>
-          <w:rFonts w:ascii="Arial" w:eastAsia="Arial" w:hAnsi="Arial"/>
-          <w:b/>
-          <w:bCs/>
-          <w:sz w:val="20"/>
-          <w:szCs w:val="20"/>
-        </w:rPr>
-        <w:t>–</w:t>
-      </w:r>
-      <w:r>
-        <w:rPr>
-          <w:rFonts w:ascii="Arial" w:eastAsia="Arial" w:hAnsi="Arial"/>
-          <w:b/>
-          <w:bCs/>
-          <w:sz w:val="20"/>
-          <w:szCs w:val="20"/>
-        </w:rPr>
-        <w:t xml:space="preserve"> Computer Engineer (Incomplete)</w:t>
+        <w:t>Bachelor / Computer Engineer (Incomplete)</w:t>
       </w:r>
       <w:r>
         <w:rPr>
@@ -2417,7 +2706,7 @@
       </w:r>
     </w:p>
     <w:sectPr>
-      <w:footerReference w:type="default" r:id="rId12"/>
+      <w:footerReference w:type="default" r:id="rId14"/>
       <w:pgSz w:w="12240" w:h="15840"/>
       <w:pgMar w:top="720" w:right="720" w:bottom="777" w:left="720" w:header="0" w:footer="720" w:gutter="0"/>
       <w:cols w:space="720"/>
